--- a/droit social dcg/6- contrat atypiques favorisant l insertion dans l emploi.docx
+++ b/droit social dcg/6- contrat atypiques favorisant l insertion dans l emploi.docx
@@ -8,7 +8,12 @@
         <w:jc w:val="center"/>
       </w:pPr>
       <w:r>
-        <w:t>FICHE 6 : LES CONTRATS ATYPIQUES FAVORISANT L�INSERTION DANS L�EMPLOI</w:t>
+        <w:rPr>
+          <w:b/>
+          <w:color w:val="1F4E79"/>
+          <w:sz w:val="34"/>
+        </w:rPr>
+        <w:t>FICHE 6 : LES CONTRATS ATYPIQUES FAVORISANT L'INSERTION DANS L'EMPLOI</w:t>
       </w:r>
     </w:p>
     <w:p/>
@@ -17,7 +22,12 @@
         <w:pStyle w:val="Heading2"/>
       </w:pPr>
       <w:r>
-        <w:t>LES CONTRATS EN ALTERNANCE I �</w:t>
+        <w:rPr>
+          <w:b/>
+          <w:color w:val="2F5496"/>
+          <w:sz w:val="24"/>
+        </w:rPr>
+        <w:t>LES CONTRATS EN ALTERNANCE I e</w:t>
       </w:r>
     </w:p>
     <w:p>
@@ -25,21 +35,41 @@
         <w:pStyle w:val="Heading2"/>
       </w:pPr>
       <w:r>
-        <w:t>LE CONTRAT D�APPRENTISSAGE A �</w:t>
+        <w:rPr>
+          <w:b/>
+          <w:color w:val="2F5496"/>
+          <w:sz w:val="24"/>
+        </w:rPr>
+        <w:t>LE CONTRAT D'APPRENTISSAGE A e</w:t>
       </w:r>
     </w:p>
     <w:p>
       <w:r>
-        <w:t>Le contrat d�apprentissage est un contrat (vis� aux articles L 6221-1 et suivants du code du travail) par lequel l�em-</w:t>
+        <w:rPr>
+          <w:b w:val="0"/>
+          <w:color w:val="000000"/>
+          <w:sz w:val="22"/>
+        </w:rPr>
+        <w:t>Le contrat d'apprentissage est un contrat (vise aux articles L 6221-1 et suivants du code du travail) par lequel l'em-</w:t>
       </w:r>
     </w:p>
     <w:p>
       <w:r>
-        <w:t>ployeur s�engage � assurer une formation au jeune travailleur qui en contrepartie s�oblige � travailler pour lui jusqu�au</w:t>
+        <w:rPr>
+          <w:b w:val="0"/>
+          <w:color w:val="000000"/>
+          <w:sz w:val="22"/>
+        </w:rPr>
+        <w:t>ployeur s'engage e assurer une formation au jeune travailleur qui en contrepartie s'oblige e travailler pour lui jusqu'au</w:t>
       </w:r>
     </w:p>
     <w:p>
       <w:r>
+        <w:rPr>
+          <w:b w:val="0"/>
+          <w:color w:val="000000"/>
+          <w:sz w:val="22"/>
+        </w:rPr>
         <w:t>terme de son contrat de travail.</w:t>
       </w:r>
     </w:p>
@@ -48,82 +78,162 @@
         <w:pStyle w:val="Heading2"/>
       </w:pPr>
       <w:r>
+        <w:rPr>
+          <w:b/>
+          <w:color w:val="7030A0"/>
+          <w:sz w:val="24"/>
+        </w:rPr>
         <w:t>LES CONDITIONS DE FORMATION DU CONTRAT</w:t>
       </w:r>
     </w:p>
     <w:p>
       <w:r>
+        <w:rPr>
+          <w:b w:val="0"/>
+          <w:color w:val="7030A0"/>
+          <w:sz w:val="22"/>
+        </w:rPr>
         <w:t>?</w:t>
       </w:r>
     </w:p>
     <w:p>
       <w:r>
-        <w:t>Conditions tenant au ma�tre d�apprentissage. Le ma�tre d�apprentissage est la personne directement responsable de</w:t>
+        <w:rPr>
+          <w:b w:val="0"/>
+          <w:color w:val="7030A0"/>
+          <w:sz w:val="22"/>
+        </w:rPr>
+        <w:t>Conditions tenant au maetre d'apprentissage. Le maetre d'apprentissage est la personne directement responsable de</w:t>
       </w:r>
     </w:p>
     <w:p>
       <w:r>
-        <w:t>l�apprenti. Elle assure le lien avec le centre de formation et assume les fonctions de tuteur. Elle doit �tre majeure et offrir</w:t>
+        <w:rPr>
+          <w:b w:val="0"/>
+          <w:color w:val="7030A0"/>
+          <w:sz w:val="22"/>
+        </w:rPr>
+        <w:t>l'apprenti. Elle assure le lien avec le centre de formation et assume les fonctions de tuteur. Elle doit etre majeure et offrir</w:t>
       </w:r>
     </w:p>
     <w:p>
       <w:r>
-        <w:t>toutes les garanties de moralit� et de comp�tence.</w:t>
+        <w:rPr>
+          <w:b w:val="0"/>
+          <w:color w:val="7030A0"/>
+          <w:sz w:val="22"/>
+        </w:rPr>
+        <w:t>toutes les garanties de moralite et de competence.</w:t>
       </w:r>
     </w:p>
     <w:p>
       <w:r>
-        <w:t>Conditions tenant � l�entreprise. Le nombre maximal d�apprentis pouvant �tre accueillis simultan�ment dans une</w:t>
+        <w:rPr>
+          <w:b w:val="0"/>
+          <w:color w:val="7030A0"/>
+          <w:sz w:val="22"/>
+        </w:rPr>
+        <w:t>Conditions tenant e l'entreprise. Le nombre maximal d'apprentis pouvant etre accueillis simultanement dans une</w:t>
       </w:r>
     </w:p>
     <w:p>
       <w:r>
-        <w:t>entreprise est fix� � deux par ma�tre d�apprentissage. Les entreprises concern�es sont celles du secteur priv� mais</w:t>
+        <w:rPr>
+          <w:b w:val="0"/>
+          <w:color w:val="7030A0"/>
+          <w:sz w:val="22"/>
+        </w:rPr>
+        <w:t>entreprise est fixe e deux par maetre d'apprentissage. Les entreprises concernees sont celles du secteur prive mais</w:t>
       </w:r>
     </w:p>
     <w:p>
       <w:r>
+        <w:rPr>
+          <w:b w:val="0"/>
+          <w:color w:val="7030A0"/>
+          <w:sz w:val="22"/>
+        </w:rPr>
         <w:t>aussi celles du secteur public non industriel et commercial.</w:t>
       </w:r>
     </w:p>
     <w:p>
       <w:r>
-        <w:t>Le comit� d�partemental de l�emploi peut cependant d�roger � ces plafonds lorsque la qualit� de la formation et les</w:t>
+        <w:rPr>
+          <w:b w:val="0"/>
+          <w:color w:val="7030A0"/>
+          <w:sz w:val="22"/>
+        </w:rPr>
+        <w:t>Le comite d'partemental de l'emploi peut cependant d'roger e ces plafonds lorsque la qualite de la formation et les</w:t>
       </w:r>
     </w:p>
     <w:p>
       <w:r>
-        <w:t>possibilit�s d�insertion dans la branche d�activit� choisie le justifient.</w:t>
+        <w:rPr>
+          <w:b w:val="0"/>
+          <w:color w:val="7030A0"/>
+          <w:sz w:val="22"/>
+        </w:rPr>
+        <w:t>possibilites d'insertion dans la branche d'activite choisie le justifient.</w:t>
       </w:r>
     </w:p>
     <w:p>
       <w:r>
-        <w:t>Conditions tenant � l�apprenti. L�article L 6222-1 dispose � Nul ne peut �tre engag� en qualit� d�apprenti s�il n�est �g� de</w:t>
+        <w:rPr>
+          <w:b w:val="0"/>
+          <w:color w:val="7030A0"/>
+          <w:sz w:val="22"/>
+        </w:rPr>
+        <w:t>Conditions tenant e l'apprenti. L'article L 6222-1 dispose e Nul ne peut etre engage en qualite d'apprenti s'il n'est ege de</w:t>
       </w:r>
     </w:p>
     <w:p>
       <w:r>
-        <w:t>16 ans au moins � 29 ans r�volus au d�but de l�apprentissage �. Il existe toutefois des d�rogations particuli�res � ces</w:t>
+        <w:rPr>
+          <w:b w:val="0"/>
+          <w:color w:val="7030A0"/>
+          <w:sz w:val="22"/>
+        </w:rPr>
+        <w:t>16 ans au moins e 29 ans revolus au d'but de l'apprentissage e. Il existe toutefois des d'rogations particulieres e ces</w:t>
       </w:r>
     </w:p>
     <w:p>
       <w:r>
-        <w:t>limites d��ge.</w:t>
+        <w:rPr>
+          <w:b w:val="0"/>
+          <w:color w:val="7030A0"/>
+          <w:sz w:val="22"/>
+        </w:rPr>
+        <w:t>limites d'ege.</w:t>
       </w:r>
     </w:p>
     <w:p>
       <w:r>
-        <w:t>Les conditions tenant au contrat. Le contrat doit �tre �tabli par �crit en 3 exemplaires, sign� par les parties et contenir</w:t>
+        <w:rPr>
+          <w:b w:val="0"/>
+          <w:color w:val="7030A0"/>
+          <w:sz w:val="22"/>
+        </w:rPr>
+        <w:t>Les conditions tenant au contrat. Le contrat doit etre etabli par ecrit en 3 exemplaires, signe par les parties et contenir</w:t>
       </w:r>
     </w:p>
     <w:p>
       <w:r>
-        <w:t>un certain nombre de mentions obligatoires (date de d�but des fonctions, salaire, nom du ma�tre d�apprentissage�.). Le</w:t>
+        <w:rPr>
+          <w:b w:val="0"/>
+          <w:color w:val="7030A0"/>
+          <w:sz w:val="22"/>
+        </w:rPr>
+        <w:t>un certain nombre de mentions obligatoires (date de d'but des fonctions, salaire, nom du maetre d'apprentissagee.). Le</w:t>
       </w:r>
     </w:p>
     <w:p>
       <w:r>
-        <w:t>contrat est ensuite d�pos� aupr�s de l�op�rateur de comp�tence (OPCO) dont l�entreprise d�pend</w:t>
+        <w:rPr>
+          <w:b w:val="0"/>
+          <w:color w:val="7030A0"/>
+          <w:sz w:val="22"/>
+        </w:rPr>
+        <w:t>contrat est ensuite d'pose aupres de l'operateur de competence (OPCO) dont l'entreprise d'pend</w:t>
       </w:r>
     </w:p>
     <w:p/>
@@ -132,62 +242,122 @@
         <w:pStyle w:val="Heading2"/>
       </w:pPr>
       <w:r>
-        <w:t>EX�CUTION DU CONTRAT</w:t>
+        <w:rPr>
+          <w:b/>
+          <w:color w:val="2F5496"/>
+          <w:sz w:val="24"/>
+        </w:rPr>
+        <w:t>EXeCUTION DU CONTRAT</w:t>
       </w:r>
     </w:p>
     <w:p>
       <w:r>
+        <w:rPr>
+          <w:b w:val="0"/>
+          <w:color w:val="000000"/>
+          <w:sz w:val="22"/>
+        </w:rPr>
         <w:t>?</w:t>
       </w:r>
     </w:p>
     <w:p>
       <w:r>
-        <w:t>Dur�e du contrat. Le contrat peut �tre conclu pour une dur�e d�termin�e ou ind�termin�e. La dur�e du contrat d�ap-</w:t>
+        <w:rPr>
+          <w:b w:val="0"/>
+          <w:color w:val="000000"/>
+          <w:sz w:val="22"/>
+        </w:rPr>
+        <w:t>Duree du contrat. Le contrat peut etre conclu pour une duree d'terminee ou indeterminee. La duree du contrat d'ap-</w:t>
       </w:r>
     </w:p>
     <w:p>
       <w:r>
-        <w:t>prentissage (lorsqu�il est conclu pour une dur�e limit�e) ou de la p�riode d�apprentissage (lorsque le contrat d�ap-</w:t>
+        <w:rPr>
+          <w:b w:val="0"/>
+          <w:color w:val="000000"/>
+          <w:sz w:val="22"/>
+        </w:rPr>
+        <w:t>prentissage (lorsqu'il est conclu pour une duree limitee) ou de la periode d'apprentissage (lorsque le contrat d'ap-</w:t>
       </w:r>
     </w:p>
     <w:p>
       <w:r>
-        <w:t>prentissage est conclu pour une dur�e ind�termin�e) est �gale � celle du cycle de formation pr�parant � la qualification</w:t>
+        <w:rPr>
+          <w:b w:val="0"/>
+          <w:color w:val="000000"/>
+          <w:sz w:val="22"/>
+        </w:rPr>
+        <w:t>prentissage est conclu pour une duree indeterminee) est egale e celle du cycle de formation preparant e la qualification</w:t>
       </w:r>
     </w:p>
     <w:p>
       <w:r>
-        <w:t>qui fait l�objet du contrat (art. 6222-7-1 C. trav.). Il est conclu pour une dur�e au moins �gale � celle du cycle de</w:t>
+        <w:rPr>
+          <w:b w:val="0"/>
+          <w:color w:val="000000"/>
+          <w:sz w:val="22"/>
+        </w:rPr>
+        <w:t>qui fait l'objet du contrat (art. 6222-7-1 C. trav.). Il est conclu pour une duree au moins egale e celle du cycle de</w:t>
       </w:r>
     </w:p>
     <w:p>
       <w:r>
-        <w:t>formation accompagnant le contrat, sans pouvoir �tre inf�rieur � six mois ni sup�rieur � 3 ans sauf cas particuliers.</w:t>
+        <w:rPr>
+          <w:b w:val="0"/>
+          <w:color w:val="000000"/>
+          <w:sz w:val="22"/>
+        </w:rPr>
+        <w:t>formation accompagnant le contrat, sans pouvoir etre inferieur e six mois ni superieur e 3 ans sauf cas particuliers.</w:t>
       </w:r>
     </w:p>
     <w:p>
       <w:r>
-        <w:t>� noter que la loi du 27 d�cembre 2023 pr�voit d�sormais la possibilit� d�une mobilit� internationale ou europ�enne</w:t>
+        <w:rPr>
+          <w:b w:val="0"/>
+          <w:color w:val="000000"/>
+          <w:sz w:val="22"/>
+        </w:rPr>
+        <w:t>e noter que la loi du 27 d'cembre 2023 prevoit d'sormais la possibilite d'une mobilite internationale ou europeenne</w:t>
       </w:r>
     </w:p>
     <w:p>
       <w:r>
-        <w:t>pour une dur�e qui ne peut exc�der un an ni la moiti� de la dur�e totale du contrat. La convention de mobilit� peut</w:t>
+        <w:rPr>
+          <w:b w:val="0"/>
+          <w:color w:val="000000"/>
+          <w:sz w:val="22"/>
+        </w:rPr>
+        <w:t>pour une duree qui ne peut exceder un an ni la moitie de la duree totale du contrat. La convention de mobilite peut</w:t>
       </w:r>
     </w:p>
     <w:p>
       <w:r>
-        <w:t>pr�voir soit la mise en veille du contrat, soit une mise � disposition de l�apprenti aupr�s de la structure d�accueil �</w:t>
+        <w:rPr>
+          <w:b w:val="0"/>
+          <w:color w:val="000000"/>
+          <w:sz w:val="22"/>
+        </w:rPr>
+        <w:t>prevoir soit la mise en veille du contrat, soit une mise e disposition de l'apprenti aupres de la structure d'accueil e</w:t>
       </w:r>
     </w:p>
     <w:p>
       <w:r>
-        <w:t>l��tranger.</w:t>
+        <w:rPr>
+          <w:b w:val="0"/>
+          <w:color w:val="000000"/>
+          <w:sz w:val="22"/>
+        </w:rPr>
+        <w:t>l'etranger.</w:t>
       </w:r>
     </w:p>
     <w:p>
       <w:r>
-        <w:t>Obligations des parties. L�employeur s�engage particuli�rement :</w:t>
+        <w:rPr>
+          <w:b w:val="0"/>
+          <w:color w:val="000000"/>
+          <w:sz w:val="22"/>
+        </w:rPr>
+        <w:t>Obligations des parties. L'employeur s'engage particulierement :</w:t>
       </w:r>
     </w:p>
     <w:p>
@@ -195,12 +365,22 @@
         <w:pStyle w:val="ListBullet"/>
       </w:pPr>
       <w:r>
-        <w:t>� assurer une formation professionnelle en entreprise et � confier � l�apprenti des t�ches en coordination avec la -</w:t>
+        <w:rPr>
+          <w:b w:val="0"/>
+          <w:color w:val="000000"/>
+          <w:sz w:val="22"/>
+        </w:rPr>
+        <w:t>e assurer une formation professionnelle en entreprise et e confier e l'apprenti des t'ches en coordination avec la</w:t>
       </w:r>
     </w:p>
     <w:p>
       <w:r>
-        <w:t>progression p�dagogique du CFA ou de l��tablissement.</w:t>
+        <w:rPr>
+          <w:b w:val="0"/>
+          <w:color w:val="000000"/>
+          <w:sz w:val="22"/>
+        </w:rPr>
+        <w:t>progression pedagogique du CFA ou de l'etablissement.</w:t>
       </w:r>
     </w:p>
     <w:p>
@@ -208,7 +388,12 @@
         <w:pStyle w:val="ListBullet"/>
       </w:pPr>
       <w:r>
-        <w:t>� faire suivre par l�apprenti, la formation th�orique organis�e par le CFA ou l��tablissement. -</w:t>
+        <w:rPr>
+          <w:b w:val="0"/>
+          <w:color w:val="000000"/>
+          <w:sz w:val="22"/>
+        </w:rPr>
+        <w:t>e faire suivre par l'apprenti, la formation theorique organisee par le CFA ou l'etablissement.</w:t>
       </w:r>
     </w:p>
     <w:p>
@@ -216,12 +401,22 @@
         <w:pStyle w:val="ListBullet"/>
       </w:pPr>
       <w:r>
-        <w:t>� faire participer l�apprenti aux �preuves du dipl�me pr�par�. -</w:t>
+        <w:rPr>
+          <w:b w:val="0"/>
+          <w:color w:val="000000"/>
+          <w:sz w:val="22"/>
+        </w:rPr>
+        <w:t>e faire participer l'apprenti aux epreuves du dipleme prepare.</w:t>
       </w:r>
     </w:p>
     <w:p>
       <w:r>
-        <w:t>L�apprenti s�engage en retour :</w:t>
+        <w:rPr>
+          <w:b w:val="0"/>
+          <w:color w:val="000000"/>
+          <w:sz w:val="22"/>
+        </w:rPr>
+        <w:t>L'apprenti s'engage en retour :</w:t>
       </w:r>
     </w:p>
     <w:p>
@@ -229,7 +424,12 @@
         <w:pStyle w:val="ListBullet"/>
       </w:pPr>
       <w:r>
-        <w:t>� suivre la formation en CFA ou dans l��tablissement d�enseignement. -</w:t>
+        <w:rPr>
+          <w:b w:val="0"/>
+          <w:color w:val="000000"/>
+          <w:sz w:val="22"/>
+        </w:rPr>
+        <w:t>e suivre la formation en CFA ou dans l'etablissement d'enseignement.</w:t>
       </w:r>
     </w:p>
     <w:p>
@@ -237,7 +437,12 @@
         <w:pStyle w:val="ListBullet"/>
       </w:pPr>
       <w:r>
-        <w:t>� travailler pour l�employeur dans la limite des prescriptions contractuelles, -</w:t>
+        <w:rPr>
+          <w:b w:val="0"/>
+          <w:color w:val="000000"/>
+          <w:sz w:val="22"/>
+        </w:rPr>
+        <w:t>e travailler pour l'employeur dans la limite des prescriptions contractuelles,</w:t>
       </w:r>
     </w:p>
     <w:p>
@@ -245,17 +450,32 @@
         <w:pStyle w:val="ListBullet"/>
       </w:pPr>
       <w:r>
-        <w:t>� se pr�senter aux �preuves du dipl�me. -</w:t>
+        <w:rPr>
+          <w:b w:val="0"/>
+          <w:color w:val="000000"/>
+          <w:sz w:val="22"/>
+        </w:rPr>
+        <w:t>e se presenter aux epreuves du dipleme.</w:t>
       </w:r>
     </w:p>
     <w:p>
       <w:r>
-        <w:t>Statut de l�apprenti. Hormis les dispositions propres aux apprentis mineurs, le droit commun s�applique dans toute son</w:t>
+        <w:rPr>
+          <w:b w:val="0"/>
+          <w:color w:val="000000"/>
+          <w:sz w:val="22"/>
+        </w:rPr>
+        <w:t>Statut de l'apprenti. Hormis les dispositions propres aux apprentis mineurs, le droit commun s'applique dans toute son</w:t>
       </w:r>
     </w:p>
     <w:p>
       <w:r>
-        <w:t>�tendue (dur�e du travail, heures suppl�mentaires, cong�s�) � l�exception de la r�mun�ration.</w:t>
+        <w:rPr>
+          <w:b w:val="0"/>
+          <w:color w:val="000000"/>
+          <w:sz w:val="22"/>
+        </w:rPr>
+        <w:t>etendue (duree du travail, heures supplementaires, conges') e l'exception de la remuneration.</w:t>
       </w:r>
     </w:p>
     <w:p>
@@ -263,22 +483,42 @@
         <w:pStyle w:val="Heading2"/>
       </w:pPr>
       <w:r>
-        <w:t>LA FIN DU CONTRAT D�APPRENTISSAGE</w:t>
+        <w:rPr>
+          <w:b/>
+          <w:color w:val="2F5496"/>
+          <w:sz w:val="24"/>
+        </w:rPr>
+        <w:t>LA FIN DU CONTRAT D'APPRENTISSAGE</w:t>
       </w:r>
     </w:p>
     <w:p>
       <w:r>
+        <w:rPr>
+          <w:b w:val="0"/>
+          <w:color w:val="000000"/>
+          <w:sz w:val="22"/>
+        </w:rPr>
         <w:t>?</w:t>
       </w:r>
     </w:p>
     <w:p>
       <w:r>
-        <w:t>Le contrat d�apprentissage peut �tre rompu par l�une ou l�autre des parties jusqu�� l��ch�ance des quarante-cinq</w:t>
+        <w:rPr>
+          <w:b w:val="0"/>
+          <w:color w:val="000000"/>
+          <w:sz w:val="22"/>
+        </w:rPr>
+        <w:t>Le contrat d'apprentissage peut etre rompu par l'une ou l'autre des parties jusqu'e l'echeance des quarante-cinq</w:t>
       </w:r>
     </w:p>
     <w:p>
       <w:r>
-        <w:t>premiers jours, cons�cutifs ou non, de formation pratique en entreprise effectu�e par l�apprenti.</w:t>
+        <w:rPr>
+          <w:b w:val="0"/>
+          <w:color w:val="000000"/>
+          <w:sz w:val="22"/>
+        </w:rPr>
+        <w:t>premiers jours, consecutifs ou non, de formation pratique en entreprise effectuee par l'apprenti.</w:t>
       </w:r>
     </w:p>
     <w:p>
@@ -286,11 +526,21 @@
         <w:pStyle w:val="Heading2"/>
       </w:pPr>
       <w:r>
-        <w:t>CEPENDANT LA LOI PR�VOIT (ART. L6222-18 C.TRAV.) LA POSSIBILIT� DE ROMPRE LE CONTRAT PAR</w:t>
+        <w:rPr>
+          <w:b/>
+          <w:color w:val="2F5496"/>
+          <w:sz w:val="24"/>
+        </w:rPr>
+        <w:t>CEPENDANT LA LOI PReVOIT (ART. L6222-18 C.TRAV.) LA POSSIBILITe DE ROMPRE LE CONTRAT PAR</w:t>
       </w:r>
     </w:p>
     <w:p>
       <w:r>
+        <w:rPr>
+          <w:b w:val="0"/>
+          <w:color w:val="000000"/>
+          <w:sz w:val="22"/>
+        </w:rPr>
         <w:t>?</w:t>
       </w:r>
     </w:p>
@@ -299,6 +549,11 @@
         <w:pStyle w:val="Heading2"/>
       </w:pPr>
       <w:r>
+        <w:rPr>
+          <w:b/>
+          <w:color w:val="2F5496"/>
+          <w:sz w:val="24"/>
+        </w:rPr>
         <w:t>ANTICIPATION DANS LES CAS SUIVANTS :</w:t>
       </w:r>
     </w:p>
@@ -307,7 +562,12 @@
         <w:pStyle w:val="ListBullet"/>
       </w:pPr>
       <w:r>
-        <w:t>sur accord expr�s des deux parties ; -</w:t>
+        <w:rPr>
+          <w:b w:val="0"/>
+          <w:color w:val="000000"/>
+          <w:sz w:val="22"/>
+        </w:rPr>
+        <w:t>sur accord expres des deux parties ;</w:t>
       </w:r>
     </w:p>
     <w:p>
@@ -315,7 +575,12 @@
         <w:pStyle w:val="ListBullet"/>
       </w:pPr>
       <w:r>
-        <w:t>en cas de faute grave du salari� ou de manquements r�p�t�s de l�une des parties � ses obligations ; -</w:t>
+        <w:rPr>
+          <w:b w:val="0"/>
+          <w:color w:val="000000"/>
+          <w:sz w:val="22"/>
+        </w:rPr>
+        <w:t>en cas de faute grave du salarie ou de manquements repet's de l'une des parties e ses obligations ;</w:t>
       </w:r>
     </w:p>
     <w:p>
@@ -323,7 +588,12 @@
         <w:pStyle w:val="ListBullet"/>
       </w:pPr>
       <w:r>
-        <w:t>en cas d�inaptitude de l�apprenti � exercer le m�tier auquel il voulait se pr�parer ; -</w:t>
+        <w:rPr>
+          <w:b w:val="0"/>
+          <w:color w:val="000000"/>
+          <w:sz w:val="22"/>
+        </w:rPr>
+        <w:t>en cas d'inaptitude de l'apprenti e exercer le m'tier auquel il voulait se preparer ;</w:t>
       </w:r>
     </w:p>
     <w:p>
@@ -331,7 +601,12 @@
         <w:pStyle w:val="ListBullet"/>
       </w:pPr>
       <w:r>
-        <w:t>en cas de force majeure ; -</w:t>
+        <w:rPr>
+          <w:b w:val="0"/>
+          <w:color w:val="000000"/>
+          <w:sz w:val="22"/>
+        </w:rPr>
+        <w:t>en cas de force majeure ;</w:t>
       </w:r>
     </w:p>
     <w:p>
@@ -339,7 +614,12 @@
         <w:pStyle w:val="ListBullet"/>
       </w:pPr>
       <w:r>
-        <w:t>� l�initiative de l�apprenti en respectant un pr�avis. Il devra au pr�alable saisir le m�diateur consulaire ; -</w:t>
+        <w:rPr>
+          <w:b w:val="0"/>
+          <w:color w:val="000000"/>
+          <w:sz w:val="22"/>
+        </w:rPr>
+        <w:t>e l'initiative de l'apprenti en respectant un preavis. Il devra au prealable saisir le m'diateur consulaire ;</w:t>
       </w:r>
     </w:p>
     <w:p>
@@ -347,51 +627,101 @@
         <w:pStyle w:val="ListBullet"/>
       </w:pPr>
       <w:r>
-        <w:t>en cas d�obtention du dipl�me pr�par� sous condition de respecter une proc�dure sp�cifique (d�lai de -</w:t>
+        <w:rPr>
+          <w:b w:val="0"/>
+          <w:color w:val="000000"/>
+          <w:sz w:val="22"/>
+        </w:rPr>
+        <w:t>en cas d'obtention du dipleme prepare sous condition de respecter une procedure specifique (d'lai de</w:t>
       </w:r>
     </w:p>
     <w:p>
       <w:r>
-        <w:t>pr�venance de 2 mois).</w:t>
+        <w:rPr>
+          <w:b w:val="0"/>
+          <w:color w:val="000000"/>
+          <w:sz w:val="22"/>
+        </w:rPr>
+        <w:t>prevenance de 2 mois).</w:t>
       </w:r>
     </w:p>
     <w:p>
       <w:r>
-        <w:t>En cas de rupture anticip�e, le centre de formation doit prendre les dispositions n�cessaires pour permettre � l�apprenti</w:t>
+        <w:rPr>
+          <w:b w:val="0"/>
+          <w:color w:val="000000"/>
+          <w:sz w:val="22"/>
+        </w:rPr>
+        <w:t>En cas de rupture anticipee, le centre de formation doit prendre les dispositions n'cessaires pour permettre e l'apprenti</w:t>
       </w:r>
     </w:p>
     <w:p>
       <w:r>
-        <w:t>de suivre sa formation th�orique pendant six mois et contribue � lui trouver un nouvel employeur lui permettant</w:t>
+        <w:rPr>
+          <w:b w:val="0"/>
+          <w:color w:val="000000"/>
+          <w:sz w:val="22"/>
+        </w:rPr>
+        <w:t>de suivre sa formation theorique pendant six mois et contribue e lui trouver un nouvel employeur lui permettant</w:t>
       </w:r>
     </w:p>
     <w:p>
       <w:r>
-        <w:t>d�achever son cycle de formation.</w:t>
+        <w:rPr>
+          <w:b w:val="0"/>
+          <w:color w:val="000000"/>
+          <w:sz w:val="22"/>
+        </w:rPr>
+        <w:t>d'achever son cycle de formation.</w:t>
       </w:r>
     </w:p>
     <w:p>
       <w:r>
-        <w:t>L�apprenti b�n�ficie pendant cette p�riode du statut de stagiaire de la formation professionnelle.</w:t>
+        <w:rPr>
+          <w:b w:val="0"/>
+          <w:color w:val="000000"/>
+          <w:sz w:val="22"/>
+        </w:rPr>
+        <w:t>L'apprenti ben'ficie pendant cette periode du statut de stagiaire de la formation professionnelle.</w:t>
       </w:r>
     </w:p>
     <w:p>
       <w:r>
+        <w:rPr>
+          <w:b w:val="0"/>
+          <w:color w:val="000000"/>
+          <w:sz w:val="22"/>
+        </w:rPr>
         <w:t>28</w:t>
       </w:r>
     </w:p>
     <w:p>
       <w:r>
-        <w:t>�ditions Corroy � 4 rue de Villars, 42000 Saint-�tienne � 04 77 79 92 46 � infos@editions-corroy.fr</w:t>
+        <w:rPr>
+          <w:b w:val="0"/>
+          <w:color w:val="000000"/>
+          <w:sz w:val="22"/>
+        </w:rPr>
+        <w:t>editions Corroy e 4 rue de Villars, 42000 Saint-etienne e 04 77 79 92 46 e infos@editions-corroy.fr</w:t>
       </w:r>
     </w:p>
     <w:p>
       <w:r>
-        <w:t>COLLECTION DCG UE 3 � Droit social - Fiches de cours</w:t>
+        <w:rPr>
+          <w:b w:val="0"/>
+          <w:color w:val="000000"/>
+          <w:sz w:val="22"/>
+        </w:rPr>
+        <w:t>COLLECTION DCG UE 3 e Droit social - Fiches de cours</w:t>
       </w:r>
     </w:p>
     <w:p>
       <w:r>
+        <w:rPr>
+          <w:b w:val="0"/>
+          <w:color w:val="000000"/>
+          <w:sz w:val="22"/>
+        </w:rPr>
         <w:t>DCGUE3F.qxp_DCGUE3F 24/07/2025 10:26 Page 28</w:t>
       </w:r>
     </w:p>
@@ -400,7 +730,12 @@
         <w:pStyle w:val="Heading2"/>
       </w:pPr>
       <w:r>
-        <w:t>LE CONTRAT DE PROFESSIONNALISATION B �</w:t>
+        <w:rPr>
+          <w:b/>
+          <w:color w:val="2F5496"/>
+          <w:sz w:val="24"/>
+        </w:rPr>
+        <w:t>LE CONTRAT DE PROFESSIONNALISATION B e</w:t>
       </w:r>
     </w:p>
     <w:p>
@@ -408,37 +743,72 @@
         <w:pStyle w:val="Heading2"/>
       </w:pPr>
       <w:r>
+        <w:rPr>
+          <w:b/>
+          <w:color w:val="7030A0"/>
+          <w:sz w:val="24"/>
+        </w:rPr>
         <w:t>LES CONDITIONS DE FORMATION DU CONTRAT</w:t>
       </w:r>
     </w:p>
     <w:p>
       <w:r>
+        <w:rPr>
+          <w:b w:val="0"/>
+          <w:color w:val="7030A0"/>
+          <w:sz w:val="22"/>
+        </w:rPr>
         <w:t>?</w:t>
       </w:r>
     </w:p>
     <w:p>
       <w:r>
-        <w:t>Les conditions relatives � l�entreprise. Sont admis � conclure un contrat de professionnalisation tous les employeurs</w:t>
+        <w:rPr>
+          <w:b w:val="0"/>
+          <w:color w:val="7030A0"/>
+          <w:sz w:val="22"/>
+        </w:rPr>
+        <w:t>Les conditions relatives e l'entreprise. Sont admis e conclure un contrat de professionnalisation tous les employeurs</w:t>
       </w:r>
     </w:p>
     <w:p>
       <w:r>
-        <w:t>qui concourent au financement de la formation professionnelle, quelles que soient l�activit� exerc�e ou la forme</w:t>
+        <w:rPr>
+          <w:b w:val="0"/>
+          <w:color w:val="7030A0"/>
+          <w:sz w:val="22"/>
+        </w:rPr>
+        <w:t>qui concourent au financement de la formation professionnelle, quelles que soient l'activite exercee ou la forme</w:t>
       </w:r>
     </w:p>
     <w:p>
       <w:r>
-        <w:t>juridique adopt�e</w:t>
+        <w:rPr>
+          <w:b w:val="0"/>
+          <w:color w:val="7030A0"/>
+          <w:sz w:val="22"/>
+        </w:rPr>
+        <w:t>juridique adoptee</w:t>
       </w:r>
     </w:p>
     <w:p>
       <w:r>
-        <w:t>Conditions relatives au demandeur. Les b�n�ficiaires sont les jeunes �g�s de 16 � 25 ans r�volus ainsi que les</w:t>
+        <w:rPr>
+          <w:b w:val="0"/>
+          <w:color w:val="7030A0"/>
+          <w:sz w:val="22"/>
+        </w:rPr>
+        <w:t>Conditions relatives au demandeur. Les ben'ficiaires sont les jeunes eges de 16 e 25 ans revolus ainsi que les</w:t>
       </w:r>
     </w:p>
     <w:p>
       <w:r>
-        <w:t>demandeurs d�emploi �g�s de 26 ans et plus.</w:t>
+        <w:rPr>
+          <w:b w:val="0"/>
+          <w:color w:val="7030A0"/>
+          <w:sz w:val="22"/>
+        </w:rPr>
+        <w:t>demandeurs d'emploi eges de 26 ans et plus.</w:t>
       </w:r>
     </w:p>
     <w:p>
@@ -446,57 +816,112 @@
         <w:pStyle w:val="Heading2"/>
       </w:pPr>
       <w:r>
-        <w:t>CARACT�RISTIQUES DU CONTRAT</w:t>
+        <w:rPr>
+          <w:b/>
+          <w:color w:val="2F5496"/>
+          <w:sz w:val="24"/>
+        </w:rPr>
+        <w:t>CARACTeRISTIQUES DU CONTRAT</w:t>
       </w:r>
     </w:p>
     <w:p>
       <w:r>
-        <w:t>Dur�e. Obligatoirement �crit le contrat de professionnalisation peut �tre conclu � dur�e ind�termin�e ou � dur�e</w:t>
+        <w:rPr>
+          <w:b w:val="0"/>
+          <w:color w:val="000000"/>
+          <w:sz w:val="22"/>
+        </w:rPr>
+        <w:t>Duree. Obligatoirement ecrit le contrat de professionnalisation peut etre conclu e duree indeterminee ou e duree</w:t>
       </w:r>
     </w:p>
     <w:p>
       <w:r>
-        <w:t>d�termin�. La dur�e du contrat influence directement les modalit�s d�accompagnement de l�action de formation.</w:t>
+        <w:rPr>
+          <w:b w:val="0"/>
+          <w:color w:val="000000"/>
+          <w:sz w:val="22"/>
+        </w:rPr>
+        <w:t>d'termine. La duree du contrat influence directement les modalites d'accompagnement de l'action de formation.</w:t>
       </w:r>
     </w:p>
     <w:p>
       <w:r>
-        <w:t>Statut du salari�. L�essentiel des dispositions du code du travail est applicable au salari� (cong�s, dur�e du travail�). Par</w:t>
+        <w:rPr>
+          <w:b w:val="0"/>
+          <w:color w:val="000000"/>
+          <w:sz w:val="22"/>
+        </w:rPr>
+        <w:t>Statut du salarie. L'essentiel des dispositions du code du travail est applicable au salarie (conges, duree du travaile). Par</w:t>
       </w:r>
     </w:p>
     <w:p>
       <w:r>
-        <w:t>contre, comme le contrat d�apprentissage, la r�mun�ration est fonction de l��ge et du niveau de formation. Par ailleurs,</w:t>
+        <w:rPr>
+          <w:b w:val="0"/>
+          <w:color w:val="000000"/>
+          <w:sz w:val="22"/>
+        </w:rPr>
+        <w:t>contre, comme le contrat d'apprentissage, la remuneration est fonction de l'ege et du niveau de formation. Par ailleurs,</w:t>
       </w:r>
     </w:p>
     <w:p>
       <w:r>
-        <w:t>une p�riode de mobilit� � l��tranger peut �tre pr�vue au contrat.</w:t>
+        <w:rPr>
+          <w:b w:val="0"/>
+          <w:color w:val="000000"/>
+          <w:sz w:val="22"/>
+        </w:rPr>
+        <w:t>une periode de mobilite e l'etranger peut etre prevue au contrat.</w:t>
       </w:r>
     </w:p>
     <w:p>
       <w:r>
-        <w:t>Action de professionnalisation. La dur�e de l�action de professionnalisation est comprise entre 6 et 12 mois, et peut �tre</w:t>
+        <w:rPr>
+          <w:b w:val="0"/>
+          <w:color w:val="000000"/>
+          <w:sz w:val="22"/>
+        </w:rPr>
+        <w:t>Action de professionnalisation. La duree de l'action de professionnalisation est comprise entre 6 et 12 mois, et peut etre</w:t>
       </w:r>
     </w:p>
     <w:p>
       <w:r>
-        <w:t>�tendue jusqu�� 36 mois pour certaines cat�gories de personnes.</w:t>
+        <w:rPr>
+          <w:b w:val="0"/>
+          <w:color w:val="000000"/>
+          <w:sz w:val="22"/>
+        </w:rPr>
+        <w:t>etendue jusqu'e 36 mois pour certaines categories de personnes.</w:t>
       </w:r>
     </w:p>
     <w:p>
       <w:r>
-        <w:t>Formation. Les actions de formation ont une dur�e comprise entre 15% et 25% de la dur�e totale du contrat, sans pouvoir</w:t>
+        <w:rPr>
+          <w:b w:val="0"/>
+          <w:color w:val="000000"/>
+          <w:sz w:val="22"/>
+        </w:rPr>
+        <w:t>Formation. Les actions de formation ont une duree comprise entre 15% et 25% de la duree totale du contrat, sans pouvoir</w:t>
       </w:r>
     </w:p>
     <w:p>
       <w:r>
-        <w:t>�tre inf�rieure � 150 heures dans le cas d�un CDD ou de l�action de professionnalisation s�il s�agit d�un contrat � dur�e</w:t>
+        <w:rPr>
+          <w:b w:val="0"/>
+          <w:color w:val="000000"/>
+          <w:sz w:val="22"/>
+        </w:rPr>
+        <w:t>etre inferieure e 150 heures dans le cas d'un CDD ou de l'action de professionnalisation s'il s'agit d'un contrat e duree</w:t>
       </w:r>
     </w:p>
     <w:p>
       <w:r>
-        <w:t>ind�termin�e.</w:t>
+        <w:rPr>
+          <w:b w:val="0"/>
+          <w:color w:val="000000"/>
+          <w:sz w:val="22"/>
+        </w:rPr>
+        <w:t>indeterminee.</w:t>
       </w:r>
     </w:p>
     <w:p>
@@ -504,37 +929,72 @@
         <w:pStyle w:val="Heading2"/>
       </w:pPr>
       <w:r>
-        <w:t>LES CONTRATS D�INSERTION II �</w:t>
+        <w:rPr>
+          <w:b/>
+          <w:color w:val="2F5496"/>
+          <w:sz w:val="24"/>
+        </w:rPr>
+        <w:t>LES CONTRATS D'INSERTION II e</w:t>
       </w:r>
     </w:p>
     <w:p>
       <w:r>
-        <w:t>Le contrat unique d�insertion (CUI) est entr� en vigueur le 1</w:t>
+        <w:rPr>
+          <w:b w:val="0"/>
+          <w:color w:val="000000"/>
+          <w:sz w:val="22"/>
+        </w:rPr>
+        <w:t>Le contrat unique d'insertion (CUI) est entre en vigueur le 1</w:t>
       </w:r>
     </w:p>
     <w:p>
       <w:r>
+        <w:rPr>
+          <w:b w:val="0"/>
+          <w:color w:val="000000"/>
+          <w:sz w:val="22"/>
+        </w:rPr>
         <w:t>er</w:t>
       </w:r>
     </w:p>
     <w:p>
       <w:r>
-        <w:t>janvier 2010. Il a pour objet de faciliter l�insertion</w:t>
+        <w:rPr>
+          <w:b w:val="0"/>
+          <w:color w:val="000000"/>
+          <w:sz w:val="22"/>
+        </w:rPr>
+        <w:t>janvier 2010. Il a pour objet de faciliter l'insertion</w:t>
       </w:r>
     </w:p>
     <w:p>
       <w:r>
-        <w:t>professionnelle des personnes sans emploi rencontrant des difficult�s sociales et professionnelles d�acc�s � l�emploi. Il</w:t>
+        <w:rPr>
+          <w:b w:val="0"/>
+          <w:color w:val="000000"/>
+          <w:sz w:val="22"/>
+        </w:rPr>
+        <w:t>professionnelle des personnes sans emploi rencontrant des difficultes sociales et professionnelles d'acces e l'emploi. Il</w:t>
       </w:r>
     </w:p>
     <w:p>
       <w:r>
-        <w:t>comprend deux formes principales, l�une destin� au secteur marchand (contrat initiative emploi), l�autre au secteur non</w:t>
+        <w:rPr>
+          <w:b w:val="0"/>
+          <w:color w:val="000000"/>
+          <w:sz w:val="22"/>
+        </w:rPr>
+        <w:t>comprend deux formes principales, l'une destine au secteur marchand (contrat initiative emploi), l'autre au secteur non</w:t>
       </w:r>
     </w:p>
     <w:p>
       <w:r>
-        <w:t>marchand (Parcours Emploi Comp�tences).</w:t>
+        <w:rPr>
+          <w:b w:val="0"/>
+          <w:color w:val="000000"/>
+          <w:sz w:val="22"/>
+        </w:rPr>
+        <w:t>marchand (Parcours Emploi Competences).</w:t>
       </w:r>
     </w:p>
     <w:p>
@@ -542,32 +1002,62 @@
         <w:pStyle w:val="Heading2"/>
       </w:pPr>
       <w:r>
-        <w:t>LE CONTRAT DU SECTEUR MARCHAND : LE CUI-CIE A �</w:t>
+        <w:rPr>
+          <w:b/>
+          <w:color w:val="2F5496"/>
+          <w:sz w:val="24"/>
+        </w:rPr>
+        <w:t>LE CONTRAT DU SECTEUR MARCHAND : LE CUI-CIE A e</w:t>
       </w:r>
     </w:p>
     <w:p>
       <w:r>
-        <w:t>Le CUI-CIE suppose la signature d�une convention pr�alable entre l�employeur, le b�n�ficiaire et soit Pole Emploi soit</w:t>
+        <w:rPr>
+          <w:b w:val="0"/>
+          <w:color w:val="000000"/>
+          <w:sz w:val="22"/>
+        </w:rPr>
+        <w:t>Le CUI-CIE suppose la signature d'une convention prealable entre l'employeur, le ben'ficiaire et soit Pole Emploi soit</w:t>
       </w:r>
     </w:p>
     <w:p>
       <w:r>
-        <w:t>un organisme participant au service public de l�emploi soit encore le pr�sident du Conseil G�n�ral lorsque le futur</w:t>
+        <w:rPr>
+          <w:b w:val="0"/>
+          <w:color w:val="000000"/>
+          <w:sz w:val="22"/>
+        </w:rPr>
+        <w:t>un organisme participant au service public de l'emploi soit encore le president du Conseil Gen'ral lorsque le futur</w:t>
       </w:r>
     </w:p>
     <w:p>
       <w:r>
-        <w:t>salari� est b�n�ficiaire du RSA.</w:t>
+        <w:rPr>
+          <w:b w:val="0"/>
+          <w:color w:val="000000"/>
+          <w:sz w:val="22"/>
+        </w:rPr>
+        <w:t>salarie est ben'ficiaire du RSA.</w:t>
       </w:r>
     </w:p>
     <w:p>
       <w:r>
-        <w:t>Puis un autre contrat est conclu en la forme r�glementaire entre l�employeur et le b�n�ficiaire.</w:t>
+        <w:rPr>
+          <w:b w:val="0"/>
+          <w:color w:val="000000"/>
+          <w:sz w:val="22"/>
+        </w:rPr>
+        <w:t>Puis un autre contrat est conclu en la forme reglementaire entre l'employeur et le ben'ficiaire.</w:t>
       </w:r>
     </w:p>
     <w:p>
       <w:r>
-        <w:t>Le contrat pr�voit notamment :</w:t>
+        <w:rPr>
+          <w:b w:val="0"/>
+          <w:color w:val="000000"/>
+          <w:sz w:val="22"/>
+        </w:rPr>
+        <w:t>Le contrat prevoit notamment :</w:t>
       </w:r>
     </w:p>
     <w:p>
@@ -575,7 +1065,12 @@
         <w:pStyle w:val="ListBullet"/>
       </w:pPr>
       <w:r>
-        <w:t>la d�signation d�un r�f�rent charg� de suivre son insertion professionnelle ; -</w:t>
+        <w:rPr>
+          <w:b w:val="0"/>
+          <w:color w:val="000000"/>
+          <w:sz w:val="22"/>
+        </w:rPr>
+        <w:t>la d'signation d'un referent charge de suivre son insertion professionnelle ;</w:t>
       </w:r>
     </w:p>
     <w:p>
@@ -583,7 +1078,12 @@
         <w:pStyle w:val="ListBullet"/>
       </w:pPr>
       <w:r>
-        <w:t>la d�signation d�un tuteur ; -</w:t>
+        <w:rPr>
+          <w:b w:val="0"/>
+          <w:color w:val="000000"/>
+          <w:sz w:val="22"/>
+        </w:rPr>
+        <w:t>la d'signation d'un tuteur ;</w:t>
       </w:r>
     </w:p>
     <w:p>
@@ -591,12 +1091,22 @@
         <w:pStyle w:val="ListBullet"/>
       </w:pPr>
       <w:r>
-        <w:t>la nature des actions d�accompagnement, d�orientation, de formation professionnelle ou encore de VAE. -</w:t>
+        <w:rPr>
+          <w:b w:val="0"/>
+          <w:color w:val="000000"/>
+          <w:sz w:val="22"/>
+        </w:rPr>
+        <w:t>la nature des actions d'accompagnement, d'orientation, de formation professionnelle ou encore de VAE.</w:t>
       </w:r>
     </w:p>
     <w:p>
       <w:r>
-        <w:t>Il peut �tre conclu pour une dur�e d�termin�e ou ind�termin�e.</w:t>
+        <w:rPr>
+          <w:b w:val="0"/>
+          <w:color w:val="000000"/>
+          <w:sz w:val="22"/>
+        </w:rPr>
+        <w:t>Il peut etre conclu pour une duree d'terminee ou indeterminee.</w:t>
       </w:r>
     </w:p>
     <w:p>
@@ -604,7 +1114,12 @@
         <w:pStyle w:val="Heading2"/>
       </w:pPr>
       <w:r>
-        <w:t>LES CONTRATS DU SECTEUR NON MARCHAND B �</w:t>
+        <w:rPr>
+          <w:b/>
+          <w:color w:val="2F5496"/>
+          <w:sz w:val="24"/>
+        </w:rPr>
+        <w:t>LES CONTRATS DU SECTEUR NON MARCHAND B e</w:t>
       </w:r>
     </w:p>
     <w:p>
@@ -612,49 +1127,95 @@
         <w:pStyle w:val="Heading2"/>
       </w:pPr>
       <w:r>
+        <w:rPr>
+          <w:b/>
+          <w:color w:val="2F5496"/>
+          <w:sz w:val="24"/>
+        </w:rPr>
         <w:t>LE CUI-PEC</w:t>
       </w:r>
     </w:p>
     <w:p>
       <w:r>
+        <w:rPr>
+          <w:b w:val="0"/>
+          <w:color w:val="000000"/>
+          <w:sz w:val="22"/>
+        </w:rPr>
         <w:t>?</w:t>
       </w:r>
     </w:p>
     <w:p>
       <w:r>
-        <w:t>Le contrat unique d�insertion - Parcours Emploi Comp�tences (PEC) est la forme, pour le secteur non-marchand, du</w:t>
+        <w:rPr>
+          <w:b w:val="0"/>
+          <w:color w:val="000000"/>
+          <w:sz w:val="22"/>
+        </w:rPr>
+        <w:t>Le contrat unique d'insertion - Parcours Emploi Competences (PEC) est la forme, pour le secteur non-marchand, du</w:t>
       </w:r>
     </w:p>
     <w:p>
       <w:r>
-        <w:t>� contrat unique d�insertion �.</w:t>
+        <w:rPr>
+          <w:b w:val="0"/>
+          <w:color w:val="000000"/>
+          <w:sz w:val="22"/>
+        </w:rPr>
+        <w:t>e contrat unique d'insertion e.</w:t>
       </w:r>
     </w:p>
     <w:p>
       <w:r>
-        <w:t>Le CUI-PEC a pour objet de faciliter l�insertion professionnelle des personnes sans emploi rencontrant des difficult�s</w:t>
+        <w:rPr>
+          <w:b w:val="0"/>
+          <w:color w:val="000000"/>
+          <w:sz w:val="22"/>
+        </w:rPr>
+        <w:t>Le CUI-PEC a pour objet de faciliter l'insertion professionnelle des personnes sans emploi rencontrant des difficultes</w:t>
       </w:r>
     </w:p>
     <w:p>
       <w:r>
-        <w:t>sociales et professionnelles d�acc�s � l�emploi. Il n�y a donc pas de limites d��ge. Contrat de droit priv� � dur�e</w:t>
+        <w:rPr>
+          <w:b w:val="0"/>
+          <w:color w:val="000000"/>
+          <w:sz w:val="22"/>
+        </w:rPr>
+        <w:t>sociales et professionnelles d'acces e l'emploi. Il n'y a donc pas de limites d'ege. Contrat de droit prive e duree</w:t>
       </w:r>
     </w:p>
     <w:p>
       <w:r>
-        <w:t>d�termin�e ou ind�termin�e, il est n�cessairement conclu avec un employeur du secteur non marchand (collectivit�s</w:t>
+        <w:rPr>
+          <w:b w:val="0"/>
+          <w:color w:val="000000"/>
+          <w:sz w:val="22"/>
+        </w:rPr>
+        <w:t>d'terminee ou indeterminee, il est n'cessairement conclu avec un employeur du secteur non marchand (collectivites</w:t>
       </w:r>
     </w:p>
     <w:p>
       <w:r>
-        <w:t>territoriales, association, comit�s d�entreprise�). Il comprend des actions de formation et peut int�grer des p�riodes</w:t>
+        <w:rPr>
+          <w:b w:val="0"/>
+          <w:color w:val="000000"/>
+          <w:sz w:val="22"/>
+        </w:rPr>
+        <w:t>territoriales, association, comites d'entreprisee). Il comprend des actions de formation et peut integrer des periodes</w:t>
       </w:r>
     </w:p>
     <w:p>
       <w:r>
-        <w:t>d�immersion chez un autre employeur afin de renforcer les comp�tences et l�exp�rience du salari�.</w:t>
+        <w:rPr>
+          <w:b w:val="0"/>
+          <w:color w:val="000000"/>
+          <w:sz w:val="22"/>
+        </w:rPr>
+        <w:t>d'immersion chez un autre employeur afin de renforcer les competences et l'experience du salarie.</w:t>
       </w:r>
     </w:p>
+    <w:p/>
     <w:sectPr>
       <w:pgSz w:w="12240" w:h="15840"/>
       <w:pgMar w:top="1440" w:right="1800" w:bottom="1440" w:left="1800" w:header="720" w:footer="720" w:gutter="0"/>

--- a/droit social dcg/6- contrat atypiques favorisant l insertion dans l emploi.docx
+++ b/droit social dcg/6- contrat atypiques favorisant l insertion dans l emploi.docx
@@ -27,7 +27,7 @@
           <w:color w:val="2F5496"/>
           <w:sz w:val="24"/>
         </w:rPr>
-        <w:t>LES CONTRATS EN ALTERNANCE I e</w:t>
+        <w:t>LES CONTRATS EN ALTERNANCE I •</w:t>
       </w:r>
     </w:p>
     <w:p>
@@ -40,7 +40,7 @@
           <w:color w:val="2F5496"/>
           <w:sz w:val="24"/>
         </w:rPr>
-        <w:t>LE CONTRAT D'APPRENTISSAGE A e</w:t>
+        <w:t>LE CONTRAT D'APPRENTISSAGE A •</w:t>
       </w:r>
     </w:p>
     <w:p>
@@ -60,7 +60,7 @@
           <w:color w:val="000000"/>
           <w:sz w:val="22"/>
         </w:rPr>
-        <w:t>ployeur s'engage e assurer une formation au jeune travailleur qui en contrepartie s'oblige e travailler pour lui jusqu'au</w:t>
+        <w:t>ployeur s'engage à assurer une formation au jeune travailleur qui en contrepartie s'oblige à travailler pour lui jusqu'au</w:t>
       </w:r>
     </w:p>
     <w:p>
@@ -103,7 +103,7 @@
           <w:color w:val="7030A0"/>
           <w:sz w:val="22"/>
         </w:rPr>
-        <w:t>Conditions tenant au maetre d'apprentissage. Le maetre d'apprentissage est la personne directement responsable de</w:t>
+        <w:t>Conditions tenant au maître d'apprentissage. Le maître d'apprentissage est la personne directement responsable de</w:t>
       </w:r>
     </w:p>
     <w:p>
@@ -113,7 +113,7 @@
           <w:color w:val="7030A0"/>
           <w:sz w:val="22"/>
         </w:rPr>
-        <w:t>l'apprenti. Elle assure le lien avec le centre de formation et assume les fonctions de tuteur. Elle doit etre majeure et offrir</w:t>
+        <w:t>l'apprenti. Elle assure le lien avec le centre de formation et assume les fonctions de tuteur. Elle doit être majeure et offrir</w:t>
       </w:r>
     </w:p>
     <w:p>
@@ -123,7 +123,7 @@
           <w:color w:val="7030A0"/>
           <w:sz w:val="22"/>
         </w:rPr>
-        <w:t>toutes les garanties de moralite et de competence.</w:t>
+        <w:t>toutes les garanties de moralité et de compétence.</w:t>
       </w:r>
     </w:p>
     <w:p>
@@ -133,7 +133,7 @@
           <w:color w:val="7030A0"/>
           <w:sz w:val="22"/>
         </w:rPr>
-        <w:t>Conditions tenant e l'entreprise. Le nombre maximal d'apprentis pouvant etre accueillis simultanement dans une</w:t>
+        <w:t>Conditions tenant à l'entreprise. Le nombre maximal d'apprentis pouvant être accueillis simultanément dans une</w:t>
       </w:r>
     </w:p>
     <w:p>
@@ -143,7 +143,7 @@
           <w:color w:val="7030A0"/>
           <w:sz w:val="22"/>
         </w:rPr>
-        <w:t>entreprise est fixe e deux par maetre d'apprentissage. Les entreprises concernees sont celles du secteur prive mais</w:t>
+        <w:t>entreprise est fixe à deux par maître d'apprentissage. Les entreprises concernées sont celles du secteur privé mais</w:t>
       </w:r>
     </w:p>
     <w:p>
@@ -163,7 +163,7 @@
           <w:color w:val="7030A0"/>
           <w:sz w:val="22"/>
         </w:rPr>
-        <w:t>Le comite d'partemental de l'emploi peut cependant d'roger e ces plafonds lorsque la qualite de la formation et les</w:t>
+        <w:t>Le comité départemental de l'emploi peut cependant déroger à ces plafonds lorsque la qualité de la formation et les</w:t>
       </w:r>
     </w:p>
     <w:p>
@@ -173,7 +173,7 @@
           <w:color w:val="7030A0"/>
           <w:sz w:val="22"/>
         </w:rPr>
-        <w:t>possibilites d'insertion dans la branche d'activite choisie le justifient.</w:t>
+        <w:t>possibilités d'insertion dans la branche d'activité choisie le justifient.</w:t>
       </w:r>
     </w:p>
     <w:p>
@@ -183,7 +183,7 @@
           <w:color w:val="7030A0"/>
           <w:sz w:val="22"/>
         </w:rPr>
-        <w:t>Conditions tenant e l'apprenti. L'article L 6222-1 dispose e Nul ne peut etre engage en qualite d'apprenti s'il n'est ege de</w:t>
+        <w:t>Conditions tenant à l'apprenti. L'article L 6222-1 dispose à Nul ne peut être engagé en qualité d'apprenti s'il n'est âge de</w:t>
       </w:r>
     </w:p>
     <w:p>
@@ -193,7 +193,7 @@
           <w:color w:val="7030A0"/>
           <w:sz w:val="22"/>
         </w:rPr>
-        <w:t>16 ans au moins e 29 ans revolus au d'but de l'apprentissage e. Il existe toutefois des d'rogations particulieres e ces</w:t>
+        <w:t>16 ans au moins à 29 ans révolus au début de l'apprentissage à. Il existe toutefois des dérogations particulières à ces</w:t>
       </w:r>
     </w:p>
     <w:p>
@@ -203,7 +203,7 @@
           <w:color w:val="7030A0"/>
           <w:sz w:val="22"/>
         </w:rPr>
-        <w:t>limites d'ege.</w:t>
+        <w:t>limites d'âge.</w:t>
       </w:r>
     </w:p>
     <w:p>
@@ -213,7 +213,7 @@
           <w:color w:val="7030A0"/>
           <w:sz w:val="22"/>
         </w:rPr>
-        <w:t>Les conditions tenant au contrat. Le contrat doit etre etabli par ecrit en 3 exemplaires, signe par les parties et contenir</w:t>
+        <w:t>Les conditions tenant au contrat. Le contrat doit être établi par écrit en 3 exemplaires, signe par les parties et contenir</w:t>
       </w:r>
     </w:p>
     <w:p>
@@ -223,7 +223,7 @@
           <w:color w:val="7030A0"/>
           <w:sz w:val="22"/>
         </w:rPr>
-        <w:t>un certain nombre de mentions obligatoires (date de d'but des fonctions, salaire, nom du maetre d'apprentissagee.). Le</w:t>
+        <w:t>un certain nombre de mentions obligatoires (date de début des fonctions, salaire, nom du maître d'apprentissageé.). Le</w:t>
       </w:r>
     </w:p>
     <w:p>
@@ -233,7 +233,7 @@
           <w:color w:val="7030A0"/>
           <w:sz w:val="22"/>
         </w:rPr>
-        <w:t>contrat est ensuite d'pose aupres de l'operateur de competence (OPCO) dont l'entreprise d'pend</w:t>
+        <w:t>contrat est ensuite déposé auprès de l'opérateur de compétence (OPCO) dont l'entreprise dépend</w:t>
       </w:r>
     </w:p>
     <w:p/>
@@ -247,7 +247,7 @@
           <w:color w:val="2F5496"/>
           <w:sz w:val="24"/>
         </w:rPr>
-        <w:t>EXeCUTION DU CONTRAT</w:t>
+        <w:t>EXÉCUTION DU CONTRAT</w:t>
       </w:r>
     </w:p>
     <w:p>
@@ -267,7 +267,7 @@
           <w:color w:val="000000"/>
           <w:sz w:val="22"/>
         </w:rPr>
-        <w:t>Duree du contrat. Le contrat peut etre conclu pour une duree d'terminee ou indeterminee. La duree du contrat d'ap-</w:t>
+        <w:t>Durée du contrat. Le contrat peut être conclu pour une durée déterminée ou indéterminée. La durée du contrat d'ap-</w:t>
       </w:r>
     </w:p>
     <w:p>
@@ -277,7 +277,7 @@
           <w:color w:val="000000"/>
           <w:sz w:val="22"/>
         </w:rPr>
-        <w:t>prentissage (lorsqu'il est conclu pour une duree limitee) ou de la periode d'apprentissage (lorsque le contrat d'ap-</w:t>
+        <w:t>prentissage (lorsqu'il est conclu pour une durée limitée) ou de la période d'apprentissage (lorsque le contrat d'ap-</w:t>
       </w:r>
     </w:p>
     <w:p>
@@ -287,7 +287,7 @@
           <w:color w:val="000000"/>
           <w:sz w:val="22"/>
         </w:rPr>
-        <w:t>prentissage est conclu pour une duree indeterminee) est egale e celle du cycle de formation preparant e la qualification</w:t>
+        <w:t>prentissage est conclu pour une durée indéterminée) est égale à celle du cycle de formation préparant à la qualification</w:t>
       </w:r>
     </w:p>
     <w:p>
@@ -297,7 +297,7 @@
           <w:color w:val="000000"/>
           <w:sz w:val="22"/>
         </w:rPr>
-        <w:t>qui fait l'objet du contrat (art. 6222-7-1 C. trav.). Il est conclu pour une duree au moins egale e celle du cycle de</w:t>
+        <w:t>qui fait l'objet du contrat (art. 6222-7-1 C. trav.). Il est conclu pour une durée au moins égale à celle du cycle de</w:t>
       </w:r>
     </w:p>
     <w:p>
@@ -307,7 +307,7 @@
           <w:color w:val="000000"/>
           <w:sz w:val="22"/>
         </w:rPr>
-        <w:t>formation accompagnant le contrat, sans pouvoir etre inferieur e six mois ni superieur e 3 ans sauf cas particuliers.</w:t>
+        <w:t>formation accompagnant le contrat, sans pouvoir être inférieur à six mois ni supérieur à 3 ans sauf cas particuliers.</w:t>
       </w:r>
     </w:p>
     <w:p>
@@ -317,7 +317,7 @@
           <w:color w:val="000000"/>
           <w:sz w:val="22"/>
         </w:rPr>
-        <w:t>e noter que la loi du 27 d'cembre 2023 prevoit d'sormais la possibilite d'une mobilite internationale ou europeenne</w:t>
+        <w:t>à noter que la loi du 27 décembre 2023 prévoit désormais la possibilité d'une mobilité internationale ou européenne</w:t>
       </w:r>
     </w:p>
     <w:p>
@@ -327,7 +327,7 @@
           <w:color w:val="000000"/>
           <w:sz w:val="22"/>
         </w:rPr>
-        <w:t>pour une duree qui ne peut exceder un an ni la moitie de la duree totale du contrat. La convention de mobilite peut</w:t>
+        <w:t>pour une durée qui ne peut excéder un an ni la moitié de la durée totale du contrat. La convention de mobilité peut</w:t>
       </w:r>
     </w:p>
     <w:p>
@@ -337,7 +337,7 @@
           <w:color w:val="000000"/>
           <w:sz w:val="22"/>
         </w:rPr>
-        <w:t>prevoir soit la mise en veille du contrat, soit une mise e disposition de l'apprenti aupres de la structure d'accueil e</w:t>
+        <w:t>prévoir soit la mise en veille du contrat, soit une mise à disposition de l'apprenti auprès de la structure d'accueil à</w:t>
       </w:r>
     </w:p>
     <w:p>
@@ -347,7 +347,7 @@
           <w:color w:val="000000"/>
           <w:sz w:val="22"/>
         </w:rPr>
-        <w:t>l'etranger.</w:t>
+        <w:t>l'étranger.</w:t>
       </w:r>
     </w:p>
     <w:p>
@@ -357,7 +357,7 @@
           <w:color w:val="000000"/>
           <w:sz w:val="22"/>
         </w:rPr>
-        <w:t>Obligations des parties. L'employeur s'engage particulierement :</w:t>
+        <w:t>Obligations des parties. L'employeur s'engage particulièrement :</w:t>
       </w:r>
     </w:p>
     <w:p>
@@ -370,7 +370,7 @@
           <w:color w:val="000000"/>
           <w:sz w:val="22"/>
         </w:rPr>
-        <w:t>e assurer une formation professionnelle en entreprise et e confier e l'apprenti des t'ches en coordination avec la</w:t>
+        <w:t>à assurer une formation professionnelle en entreprise et à confier à l'apprenti des tâches en coordination avec la</w:t>
       </w:r>
     </w:p>
     <w:p>
@@ -380,7 +380,7 @@
           <w:color w:val="000000"/>
           <w:sz w:val="22"/>
         </w:rPr>
-        <w:t>progression pedagogique du CFA ou de l'etablissement.</w:t>
+        <w:t>progression pédagogique du CFA ou de l'établissement.</w:t>
       </w:r>
     </w:p>
     <w:p>
@@ -393,7 +393,7 @@
           <w:color w:val="000000"/>
           <w:sz w:val="22"/>
         </w:rPr>
-        <w:t>e faire suivre par l'apprenti, la formation theorique organisee par le CFA ou l'etablissement.</w:t>
+        <w:t>à faire suivre par l'apprenti, la formation théorique organisée par le CFA ou l'établissement.</w:t>
       </w:r>
     </w:p>
     <w:p>
@@ -406,7 +406,7 @@
           <w:color w:val="000000"/>
           <w:sz w:val="22"/>
         </w:rPr>
-        <w:t>e faire participer l'apprenti aux epreuves du dipleme prepare.</w:t>
+        <w:t>à faire participer l'apprenti aux épreuves du diplôme prépare.</w:t>
       </w:r>
     </w:p>
     <w:p>
@@ -429,7 +429,7 @@
           <w:color w:val="000000"/>
           <w:sz w:val="22"/>
         </w:rPr>
-        <w:t>e suivre la formation en CFA ou dans l'etablissement d'enseignement.</w:t>
+        <w:t>à suivre la formation en CFA ou dans l'établissement d'enseignement.</w:t>
       </w:r>
     </w:p>
     <w:p>
@@ -442,7 +442,7 @@
           <w:color w:val="000000"/>
           <w:sz w:val="22"/>
         </w:rPr>
-        <w:t>e travailler pour l'employeur dans la limite des prescriptions contractuelles,</w:t>
+        <w:t>à travailler pour l'employeur dans la limite des prescriptions contractuelles,</w:t>
       </w:r>
     </w:p>
     <w:p>
@@ -455,7 +455,7 @@
           <w:color w:val="000000"/>
           <w:sz w:val="22"/>
         </w:rPr>
-        <w:t>e se presenter aux epreuves du dipleme.</w:t>
+        <w:t>à se présenter aux épreuves du diplôme.</w:t>
       </w:r>
     </w:p>
     <w:p>
@@ -475,7 +475,7 @@
           <w:color w:val="000000"/>
           <w:sz w:val="22"/>
         </w:rPr>
-        <w:t>etendue (duree du travail, heures supplementaires, conges') e l'exception de la remuneration.</w:t>
+        <w:t>étendue (durée du travail, heures supplémentaires, congésé) à l'exception de la rémunération.</w:t>
       </w:r>
     </w:p>
     <w:p>
@@ -508,7 +508,7 @@
           <w:color w:val="000000"/>
           <w:sz w:val="22"/>
         </w:rPr>
-        <w:t>Le contrat d'apprentissage peut etre rompu par l'une ou l'autre des parties jusqu'e l'echeance des quarante-cinq</w:t>
+        <w:t>Le contrat d'apprentissage peut être rompu par l'une ou l'autre des parties jusqu'à l'échéance des quarante-cinq</w:t>
       </w:r>
     </w:p>
     <w:p>
@@ -518,7 +518,7 @@
           <w:color w:val="000000"/>
           <w:sz w:val="22"/>
         </w:rPr>
-        <w:t>premiers jours, consecutifs ou non, de formation pratique en entreprise effectuee par l'apprenti.</w:t>
+        <w:t>premiers jours, consécutifs ou non, de formation pratique en entreprise effectuée par l'apprenti.</w:t>
       </w:r>
     </w:p>
     <w:p>
@@ -531,7 +531,7 @@
           <w:color w:val="2F5496"/>
           <w:sz w:val="24"/>
         </w:rPr>
-        <w:t>CEPENDANT LA LOI PReVOIT (ART. L6222-18 C.TRAV.) LA POSSIBILITe DE ROMPRE LE CONTRAT PAR</w:t>
+        <w:t>CEPENDANT LA LOI PRÉVOIT (ART. L6222-18 C.TRAV.) LA POSSIBILITÉ DE ROMPRE LE CONTRAT PAR</w:t>
       </w:r>
     </w:p>
     <w:p>
@@ -567,7 +567,7 @@
           <w:color w:val="000000"/>
           <w:sz w:val="22"/>
         </w:rPr>
-        <w:t>sur accord expres des deux parties ;</w:t>
+        <w:t>sur accord exprès des deux parties ;</w:t>
       </w:r>
     </w:p>
     <w:p>
@@ -580,7 +580,7 @@
           <w:color w:val="000000"/>
           <w:sz w:val="22"/>
         </w:rPr>
-        <w:t>en cas de faute grave du salarie ou de manquements repet's de l'une des parties e ses obligations ;</w:t>
+        <w:t>en cas de faute grave du salarié ou de manquements réputés de l'une des parties à ses obligations ;</w:t>
       </w:r>
     </w:p>
     <w:p>
@@ -593,7 +593,7 @@
           <w:color w:val="000000"/>
           <w:sz w:val="22"/>
         </w:rPr>
-        <w:t>en cas d'inaptitude de l'apprenti e exercer le m'tier auquel il voulait se preparer ;</w:t>
+        <w:t>en cas d'inaptitude de l'apprenti à exercer le métier auquel il voulait se préparer ;</w:t>
       </w:r>
     </w:p>
     <w:p>
@@ -619,7 +619,7 @@
           <w:color w:val="000000"/>
           <w:sz w:val="22"/>
         </w:rPr>
-        <w:t>e l'initiative de l'apprenti en respectant un preavis. Il devra au prealable saisir le m'diateur consulaire ;</w:t>
+        <w:t>à l'initiative de l'apprenti en respectant un préavis. Il devra au préalable saisir le médiateur consulaire ;</w:t>
       </w:r>
     </w:p>
     <w:p>
@@ -632,7 +632,7 @@
           <w:color w:val="000000"/>
           <w:sz w:val="22"/>
         </w:rPr>
-        <w:t>en cas d'obtention du dipleme prepare sous condition de respecter une procedure specifique (d'lai de</w:t>
+        <w:t>en cas d'obtention du diplôme prépare sous condition de respecter une procédure spécifique (délai de</w:t>
       </w:r>
     </w:p>
     <w:p>
@@ -642,7 +642,7 @@
           <w:color w:val="000000"/>
           <w:sz w:val="22"/>
         </w:rPr>
-        <w:t>prevenance de 2 mois).</w:t>
+        <w:t>provenance de 2 mois).</w:t>
       </w:r>
     </w:p>
     <w:p>
@@ -652,7 +652,7 @@
           <w:color w:val="000000"/>
           <w:sz w:val="22"/>
         </w:rPr>
-        <w:t>En cas de rupture anticipee, le centre de formation doit prendre les dispositions n'cessaires pour permettre e l'apprenti</w:t>
+        <w:t>En cas de rupture anticipée, le centre de formation doit prendre les dispositions nécessaires pour permettre à l'apprenti</w:t>
       </w:r>
     </w:p>
     <w:p>
@@ -662,7 +662,7 @@
           <w:color w:val="000000"/>
           <w:sz w:val="22"/>
         </w:rPr>
-        <w:t>de suivre sa formation theorique pendant six mois et contribue e lui trouver un nouvel employeur lui permettant</w:t>
+        <w:t>de suivre sa formation théorique pendant six mois et contribue à lui trouver un nouvel employeur lui permettant</w:t>
       </w:r>
     </w:p>
     <w:p>
@@ -682,7 +682,7 @@
           <w:color w:val="000000"/>
           <w:sz w:val="22"/>
         </w:rPr>
-        <w:t>L'apprenti ben'ficie pendant cette periode du statut de stagiaire de la formation professionnelle.</w:t>
+        <w:t>L'apprenti bénéficie pendant cette période du statut de stagiaire de la formation professionnelle.</w:t>
       </w:r>
     </w:p>
     <w:p>
@@ -702,7 +702,7 @@
           <w:color w:val="000000"/>
           <w:sz w:val="22"/>
         </w:rPr>
-        <w:t>editions Corroy e 4 rue de Villars, 42000 Saint-etienne e 04 77 79 92 46 e infos@editions-corroy.fr</w:t>
+        <w:t>éditions Corroy à 4 rue de Villars, 42000 Saint-etienne à 04 77 79 92 46 à infos@editions-corroy.fr</w:t>
       </w:r>
     </w:p>
     <w:p>
@@ -712,7 +712,7 @@
           <w:color w:val="000000"/>
           <w:sz w:val="22"/>
         </w:rPr>
-        <w:t>COLLECTION DCG UE 3 e Droit social - Fiches de cours</w:t>
+        <w:t>COLLECTION DCG UE 3 à Droit social - Fiches de cours</w:t>
       </w:r>
     </w:p>
     <w:p>
@@ -735,7 +735,7 @@
           <w:color w:val="2F5496"/>
           <w:sz w:val="24"/>
         </w:rPr>
-        <w:t>LE CONTRAT DE PROFESSIONNALISATION B e</w:t>
+        <w:t>LE CONTRAT DE PROFESSIONNALISATION B •</w:t>
       </w:r>
     </w:p>
     <w:p>
@@ -768,7 +768,7 @@
           <w:color w:val="7030A0"/>
           <w:sz w:val="22"/>
         </w:rPr>
-        <w:t>Les conditions relatives e l'entreprise. Sont admis e conclure un contrat de professionnalisation tous les employeurs</w:t>
+        <w:t>Les conditions relatives à l'entreprise. Sont admis à conclure un contrat de professionnalisation tous les employeurs</w:t>
       </w:r>
     </w:p>
     <w:p>
@@ -778,7 +778,7 @@
           <w:color w:val="7030A0"/>
           <w:sz w:val="22"/>
         </w:rPr>
-        <w:t>qui concourent au financement de la formation professionnelle, quelles que soient l'activite exercee ou la forme</w:t>
+        <w:t>qui concourent au financement de la formation professionnelle, quelles que soient l'activité exercée ou la forme</w:t>
       </w:r>
     </w:p>
     <w:p>
@@ -788,7 +788,7 @@
           <w:color w:val="7030A0"/>
           <w:sz w:val="22"/>
         </w:rPr>
-        <w:t>juridique adoptee</w:t>
+        <w:t>juridique adoptée</w:t>
       </w:r>
     </w:p>
     <w:p>
@@ -798,7 +798,7 @@
           <w:color w:val="7030A0"/>
           <w:sz w:val="22"/>
         </w:rPr>
-        <w:t>Conditions relatives au demandeur. Les ben'ficiaires sont les jeunes eges de 16 e 25 ans revolus ainsi que les</w:t>
+        <w:t>Conditions relatives au demandeur. Les bénéficiaires sont les jeunes âgés de 16 à 25 ans révolus ainsi que les</w:t>
       </w:r>
     </w:p>
     <w:p>
@@ -808,7 +808,7 @@
           <w:color w:val="7030A0"/>
           <w:sz w:val="22"/>
         </w:rPr>
-        <w:t>demandeurs d'emploi eges de 26 ans et plus.</w:t>
+        <w:t>demandeurs d'emploi âgés de 26 ans et plus.</w:t>
       </w:r>
     </w:p>
     <w:p>
@@ -821,7 +821,7 @@
           <w:color w:val="2F5496"/>
           <w:sz w:val="24"/>
         </w:rPr>
-        <w:t>CARACTeRISTIQUES DU CONTRAT</w:t>
+        <w:t>CARACTÉRISTIQUES DU CONTRAT</w:t>
       </w:r>
     </w:p>
     <w:p>
@@ -831,7 +831,7 @@
           <w:color w:val="000000"/>
           <w:sz w:val="22"/>
         </w:rPr>
-        <w:t>Duree. Obligatoirement ecrit le contrat de professionnalisation peut etre conclu e duree indeterminee ou e duree</w:t>
+        <w:t>Durée. Obligatoirement écrit le contrat de professionnalisation peut être conclu à durée indéterminée ou à durée</w:t>
       </w:r>
     </w:p>
     <w:p>
@@ -841,7 +841,7 @@
           <w:color w:val="000000"/>
           <w:sz w:val="22"/>
         </w:rPr>
-        <w:t>d'termine. La duree du contrat influence directement les modalites d'accompagnement de l'action de formation.</w:t>
+        <w:t>déterminé. La durée du contrat influence directement les modalités d'accompagnement de l'action de formation.</w:t>
       </w:r>
     </w:p>
     <w:p>
@@ -851,7 +851,7 @@
           <w:color w:val="000000"/>
           <w:sz w:val="22"/>
         </w:rPr>
-        <w:t>Statut du salarie. L'essentiel des dispositions du code du travail est applicable au salarie (conges, duree du travaile). Par</w:t>
+        <w:t>Statut du salarié. L'essentiel des dispositions du code du travail est applicable au salarié (congés, durée du travaile). Par</w:t>
       </w:r>
     </w:p>
     <w:p>
@@ -861,7 +861,7 @@
           <w:color w:val="000000"/>
           <w:sz w:val="22"/>
         </w:rPr>
-        <w:t>contre, comme le contrat d'apprentissage, la remuneration est fonction de l'ege et du niveau de formation. Par ailleurs,</w:t>
+        <w:t>contre, comme le contrat d'apprentissage, la rémunération est fonction de l'âge et du niveau de formation. Par ailleurs,</w:t>
       </w:r>
     </w:p>
     <w:p>
@@ -871,7 +871,7 @@
           <w:color w:val="000000"/>
           <w:sz w:val="22"/>
         </w:rPr>
-        <w:t>une periode de mobilite e l'etranger peut etre prevue au contrat.</w:t>
+        <w:t>une période de mobilité à l'étranger peut être prévue au contrat.</w:t>
       </w:r>
     </w:p>
     <w:p>
@@ -881,7 +881,7 @@
           <w:color w:val="000000"/>
           <w:sz w:val="22"/>
         </w:rPr>
-        <w:t>Action de professionnalisation. La duree de l'action de professionnalisation est comprise entre 6 et 12 mois, et peut etre</w:t>
+        <w:t>Action de professionnalisation. La durée de l'action de professionnalisation est comprise entre 6 et 12 mois, et peut être</w:t>
       </w:r>
     </w:p>
     <w:p>
@@ -891,7 +891,7 @@
           <w:color w:val="000000"/>
           <w:sz w:val="22"/>
         </w:rPr>
-        <w:t>etendue jusqu'e 36 mois pour certaines categories de personnes.</w:t>
+        <w:t>étendue jusqu'à 36 mois pour certaines catégories de personnes.</w:t>
       </w:r>
     </w:p>
     <w:p>
@@ -901,7 +901,7 @@
           <w:color w:val="000000"/>
           <w:sz w:val="22"/>
         </w:rPr>
-        <w:t>Formation. Les actions de formation ont une duree comprise entre 15% et 25% de la duree totale du contrat, sans pouvoir</w:t>
+        <w:t>Formation. Les actions de formation ont une durée comprise entre 15% et 25% de la durée totale du contrat, sans pouvoir</w:t>
       </w:r>
     </w:p>
     <w:p>
@@ -911,7 +911,7 @@
           <w:color w:val="000000"/>
           <w:sz w:val="22"/>
         </w:rPr>
-        <w:t>etre inferieure e 150 heures dans le cas d'un CDD ou de l'action de professionnalisation s'il s'agit d'un contrat e duree</w:t>
+        <w:t>être inférieure à 150 heures dans le cas d'un CDD ou de l'action de professionnalisation s'il s'agit d'un contrat à durée</w:t>
       </w:r>
     </w:p>
     <w:p>
@@ -921,7 +921,7 @@
           <w:color w:val="000000"/>
           <w:sz w:val="22"/>
         </w:rPr>
-        <w:t>indeterminee.</w:t>
+        <w:t>indéterminée.</w:t>
       </w:r>
     </w:p>
     <w:p>
@@ -934,7 +934,7 @@
           <w:color w:val="2F5496"/>
           <w:sz w:val="24"/>
         </w:rPr>
-        <w:t>LES CONTRATS D'INSERTION II e</w:t>
+        <w:t>LES CONTRATS D'INSERTION II •</w:t>
       </w:r>
     </w:p>
     <w:p>
@@ -974,7 +974,7 @@
           <w:color w:val="000000"/>
           <w:sz w:val="22"/>
         </w:rPr>
-        <w:t>professionnelle des personnes sans emploi rencontrant des difficultes sociales et professionnelles d'acces e l'emploi. Il</w:t>
+        <w:t>professionnelle des personnes sans emploi rencontrant des difficultés sociales et professionnelles d'accès à l'emploi. Il</w:t>
       </w:r>
     </w:p>
     <w:p>
@@ -984,7 +984,7 @@
           <w:color w:val="000000"/>
           <w:sz w:val="22"/>
         </w:rPr>
-        <w:t>comprend deux formes principales, l'une destine au secteur marchand (contrat initiative emploi), l'autre au secteur non</w:t>
+        <w:t>comprend deux formes principales, l'une destiné au secteur marchand (contrat initiative emploi), l'autre au secteur non</w:t>
       </w:r>
     </w:p>
     <w:p>
@@ -994,7 +994,7 @@
           <w:color w:val="000000"/>
           <w:sz w:val="22"/>
         </w:rPr>
-        <w:t>marchand (Parcours Emploi Competences).</w:t>
+        <w:t>marchand (Parcours Emploi Compétences).</w:t>
       </w:r>
     </w:p>
     <w:p>
@@ -1007,7 +1007,7 @@
           <w:color w:val="2F5496"/>
           <w:sz w:val="24"/>
         </w:rPr>
-        <w:t>LE CONTRAT DU SECTEUR MARCHAND : LE CUI-CIE A e</w:t>
+        <w:t>LE CONTRAT DU SECTEUR MARCHAND : LE CUI-CIE A •</w:t>
       </w:r>
     </w:p>
     <w:p>
@@ -1017,7 +1017,7 @@
           <w:color w:val="000000"/>
           <w:sz w:val="22"/>
         </w:rPr>
-        <w:t>Le CUI-CIE suppose la signature d'une convention prealable entre l'employeur, le ben'ficiaire et soit Pole Emploi soit</w:t>
+        <w:t>Le CUI-CIE suppose la signature d'une convention préalable entre l'employeur, le bénéficiaire et soit Pole Emploi soit</w:t>
       </w:r>
     </w:p>
     <w:p>
@@ -1027,7 +1027,7 @@
           <w:color w:val="000000"/>
           <w:sz w:val="22"/>
         </w:rPr>
-        <w:t>un organisme participant au service public de l'emploi soit encore le president du Conseil Gen'ral lorsque le futur</w:t>
+        <w:t>un organisme participant au service public de l'emploi soit encore le président du Conseil Général lorsque le futur</w:t>
       </w:r>
     </w:p>
     <w:p>
@@ -1037,7 +1037,7 @@
           <w:color w:val="000000"/>
           <w:sz w:val="22"/>
         </w:rPr>
-        <w:t>salarie est ben'ficiaire du RSA.</w:t>
+        <w:t>salarié est bénéficiaire du RSA.</w:t>
       </w:r>
     </w:p>
     <w:p>
@@ -1047,7 +1047,7 @@
           <w:color w:val="000000"/>
           <w:sz w:val="22"/>
         </w:rPr>
-        <w:t>Puis un autre contrat est conclu en la forme reglementaire entre l'employeur et le ben'ficiaire.</w:t>
+        <w:t>Puis un autre contrat est conclu en la forme réglementaire entre l'employeur et le bénéficiaire.</w:t>
       </w:r>
     </w:p>
     <w:p>
@@ -1057,7 +1057,7 @@
           <w:color w:val="000000"/>
           <w:sz w:val="22"/>
         </w:rPr>
-        <w:t>Le contrat prevoit notamment :</w:t>
+        <w:t>Le contrat prévoit notamment :</w:t>
       </w:r>
     </w:p>
     <w:p>
@@ -1070,7 +1070,7 @@
           <w:color w:val="000000"/>
           <w:sz w:val="22"/>
         </w:rPr>
-        <w:t>la d'signation d'un referent charge de suivre son insertion professionnelle ;</w:t>
+        <w:t>la désignation d'un référent charge de suivre son insertion professionnelle ;</w:t>
       </w:r>
     </w:p>
     <w:p>
@@ -1083,7 +1083,7 @@
           <w:color w:val="000000"/>
           <w:sz w:val="22"/>
         </w:rPr>
-        <w:t>la d'signation d'un tuteur ;</w:t>
+        <w:t>la désignation d'un tuteur ;</w:t>
       </w:r>
     </w:p>
     <w:p>
@@ -1106,7 +1106,7 @@
           <w:color w:val="000000"/>
           <w:sz w:val="22"/>
         </w:rPr>
-        <w:t>Il peut etre conclu pour une duree d'terminee ou indeterminee.</w:t>
+        <w:t>Il peut être conclu pour une durée déterminée ou indéterminée.</w:t>
       </w:r>
     </w:p>
     <w:p>
@@ -1119,7 +1119,7 @@
           <w:color w:val="2F5496"/>
           <w:sz w:val="24"/>
         </w:rPr>
-        <w:t>LES CONTRATS DU SECTEUR NON MARCHAND B e</w:t>
+        <w:t>LES CONTRATS DU SECTEUR NON MARCHAND B •</w:t>
       </w:r>
     </w:p>
     <w:p>
@@ -1152,7 +1152,7 @@
           <w:color w:val="000000"/>
           <w:sz w:val="22"/>
         </w:rPr>
-        <w:t>Le contrat unique d'insertion - Parcours Emploi Competences (PEC) est la forme, pour le secteur non-marchand, du</w:t>
+        <w:t>Le contrat unique d'insertion - Parcours Emploi Compétences (PEC) est la forme, pour le secteur non-marchand, du</w:t>
       </w:r>
     </w:p>
     <w:p>
@@ -1162,7 +1162,7 @@
           <w:color w:val="000000"/>
           <w:sz w:val="22"/>
         </w:rPr>
-        <w:t>e contrat unique d'insertion e.</w:t>
+        <w:t>à contrat unique d'insertion à.</w:t>
       </w:r>
     </w:p>
     <w:p>
@@ -1172,7 +1172,7 @@
           <w:color w:val="000000"/>
           <w:sz w:val="22"/>
         </w:rPr>
-        <w:t>Le CUI-PEC a pour objet de faciliter l'insertion professionnelle des personnes sans emploi rencontrant des difficultes</w:t>
+        <w:t>Le CUI-PEC a pour objet de faciliter l'insertion professionnelle des personnes sans emploi rencontrant des difficultés</w:t>
       </w:r>
     </w:p>
     <w:p>
@@ -1182,7 +1182,7 @@
           <w:color w:val="000000"/>
           <w:sz w:val="22"/>
         </w:rPr>
-        <w:t>sociales et professionnelles d'acces e l'emploi. Il n'y a donc pas de limites d'ege. Contrat de droit prive e duree</w:t>
+        <w:t>sociales et professionnelles d'accès à l'emploi. Il n'y a donc pas de limites d'âge. Contrat de droit privé à durée</w:t>
       </w:r>
     </w:p>
     <w:p>
@@ -1192,7 +1192,7 @@
           <w:color w:val="000000"/>
           <w:sz w:val="22"/>
         </w:rPr>
-        <w:t>d'terminee ou indeterminee, il est n'cessairement conclu avec un employeur du secteur non marchand (collectivites</w:t>
+        <w:t>déterminée ou indéterminée, il est nécessairement conclu avec un employeur du secteur non marchand (collectivités</w:t>
       </w:r>
     </w:p>
     <w:p>
@@ -1202,7 +1202,7 @@
           <w:color w:val="000000"/>
           <w:sz w:val="22"/>
         </w:rPr>
-        <w:t>territoriales, association, comites d'entreprisee). Il comprend des actions de formation et peut integrer des periodes</w:t>
+        <w:t>territoriales, association, comités d'entrepriseé). Il comprend des actions de formation et peut intégrer des périodes</w:t>
       </w:r>
     </w:p>
     <w:p>
@@ -1212,7 +1212,7 @@
           <w:color w:val="000000"/>
           <w:sz w:val="22"/>
         </w:rPr>
-        <w:t>d'immersion chez un autre employeur afin de renforcer les competences et l'experience du salarie.</w:t>
+        <w:t>d'immersion chez un autre employeur afin de renforcer les compétences et l'expérience du salarié.</w:t>
       </w:r>
     </w:p>
     <w:p/>

--- a/droit social dcg/6- contrat atypiques favorisant l insertion dans l emploi.docx
+++ b/droit social dcg/6- contrat atypiques favorisant l insertion dans l emploi.docx
@@ -27,7 +27,7 @@
           <w:color w:val="2F5496"/>
           <w:sz w:val="24"/>
         </w:rPr>
-        <w:t>LES CONTRATS EN ALTERNANCE I •</w:t>
+        <w:t>I • LES CONTRATS EN ALTERNANCE</w:t>
       </w:r>
     </w:p>
     <w:p>
@@ -40,7 +40,7 @@
           <w:color w:val="2F5496"/>
           <w:sz w:val="24"/>
         </w:rPr>
-        <w:t>LE CONTRAT D'APPRENTISSAGE A •</w:t>
+        <w:t>A • LE CONTRAT D'APPRENTISSAGE</w:t>
       </w:r>
     </w:p>
     <w:p>
@@ -80,7 +80,7 @@
       <w:r>
         <w:rPr>
           <w:b/>
-          <w:color w:val="7030A0"/>
+          <w:color w:val="BF5700"/>
           <w:sz w:val="24"/>
         </w:rPr>
         <w:t>LES CONDITIONS DE FORMATION DU CONTRAT</w:t>
@@ -90,7 +90,7 @@
       <w:r>
         <w:rPr>
           <w:b w:val="0"/>
-          <w:color w:val="7030A0"/>
+          <w:color w:val="BF5700"/>
           <w:sz w:val="22"/>
         </w:rPr>
         <w:t>?</w:t>
@@ -100,7 +100,7 @@
       <w:r>
         <w:rPr>
           <w:b w:val="0"/>
-          <w:color w:val="7030A0"/>
+          <w:color w:val="BF5700"/>
           <w:sz w:val="22"/>
         </w:rPr>
         <w:t>Conditions tenant au maître d'apprentissage. Le maître d'apprentissage est la personne directement responsable de</w:t>
@@ -110,7 +110,7 @@
       <w:r>
         <w:rPr>
           <w:b w:val="0"/>
-          <w:color w:val="7030A0"/>
+          <w:color w:val="BF5700"/>
           <w:sz w:val="22"/>
         </w:rPr>
         <w:t>l'apprenti. Elle assure le lien avec le centre de formation et assume les fonctions de tuteur. Elle doit être majeure et offrir</w:t>
@@ -120,7 +120,7 @@
       <w:r>
         <w:rPr>
           <w:b w:val="0"/>
-          <w:color w:val="7030A0"/>
+          <w:color w:val="BF5700"/>
           <w:sz w:val="22"/>
         </w:rPr>
         <w:t>toutes les garanties de moralité et de compétence.</w:t>
@@ -130,7 +130,7 @@
       <w:r>
         <w:rPr>
           <w:b w:val="0"/>
-          <w:color w:val="7030A0"/>
+          <w:color w:val="BF5700"/>
           <w:sz w:val="22"/>
         </w:rPr>
         <w:t>Conditions tenant à l'entreprise. Le nombre maximal d'apprentis pouvant être accueillis simultanément dans une</w:t>
@@ -140,7 +140,7 @@
       <w:r>
         <w:rPr>
           <w:b w:val="0"/>
-          <w:color w:val="7030A0"/>
+          <w:color w:val="BF5700"/>
           <w:sz w:val="22"/>
         </w:rPr>
         <w:t>entreprise est fixe à deux par maître d'apprentissage. Les entreprises concernées sont celles du secteur privé mais</w:t>
@@ -150,7 +150,7 @@
       <w:r>
         <w:rPr>
           <w:b w:val="0"/>
-          <w:color w:val="7030A0"/>
+          <w:color w:val="BF5700"/>
           <w:sz w:val="22"/>
         </w:rPr>
         <w:t>aussi celles du secteur public non industriel et commercial.</w:t>
@@ -160,7 +160,7 @@
       <w:r>
         <w:rPr>
           <w:b w:val="0"/>
-          <w:color w:val="7030A0"/>
+          <w:color w:val="BF5700"/>
           <w:sz w:val="22"/>
         </w:rPr>
         <w:t>Le comité départemental de l'emploi peut cependant déroger à ces plafonds lorsque la qualité de la formation et les</w:t>
@@ -170,7 +170,7 @@
       <w:r>
         <w:rPr>
           <w:b w:val="0"/>
-          <w:color w:val="7030A0"/>
+          <w:color w:val="BF5700"/>
           <w:sz w:val="22"/>
         </w:rPr>
         <w:t>possibilités d'insertion dans la branche d'activité choisie le justifient.</w:t>
@@ -180,7 +180,7 @@
       <w:r>
         <w:rPr>
           <w:b w:val="0"/>
-          <w:color w:val="7030A0"/>
+          <w:color w:val="BF5700"/>
           <w:sz w:val="22"/>
         </w:rPr>
         <w:t>Conditions tenant à l'apprenti. L'article L 6222-1 dispose à Nul ne peut être engagé en qualité d'apprenti s'il n'est âge de</w:t>
@@ -190,7 +190,7 @@
       <w:r>
         <w:rPr>
           <w:b w:val="0"/>
-          <w:color w:val="7030A0"/>
+          <w:color w:val="C00000"/>
           <w:sz w:val="22"/>
         </w:rPr>
         <w:t>16 ans au moins à 29 ans révolus au début de l'apprentissage à. Il existe toutefois des dérogations particulières à ces</w:t>
@@ -200,7 +200,7 @@
       <w:r>
         <w:rPr>
           <w:b w:val="0"/>
-          <w:color w:val="7030A0"/>
+          <w:color w:val="BF5700"/>
           <w:sz w:val="22"/>
         </w:rPr>
         <w:t>limites d'âge.</w:t>
@@ -210,7 +210,7 @@
       <w:r>
         <w:rPr>
           <w:b w:val="0"/>
-          <w:color w:val="7030A0"/>
+          <w:color w:val="BF5700"/>
           <w:sz w:val="22"/>
         </w:rPr>
         <w:t>Les conditions tenant au contrat. Le contrat doit être établi par écrit en 3 exemplaires, signe par les parties et contenir</w:t>
@@ -220,7 +220,7 @@
       <w:r>
         <w:rPr>
           <w:b w:val="0"/>
-          <w:color w:val="7030A0"/>
+          <w:color w:val="BF5700"/>
           <w:sz w:val="22"/>
         </w:rPr>
         <w:t>un certain nombre de mentions obligatoires (date de début des fonctions, salaire, nom du maître d'apprentissageé.). Le</w:t>
@@ -230,7 +230,7 @@
       <w:r>
         <w:rPr>
           <w:b w:val="0"/>
-          <w:color w:val="7030A0"/>
+          <w:color w:val="BF5700"/>
           <w:sz w:val="22"/>
         </w:rPr>
         <w:t>contrat est ensuite déposé auprès de l'opérateur de compétence (OPCO) dont l'entreprise dépend</w:t>
@@ -294,7 +294,7 @@
       <w:r>
         <w:rPr>
           <w:b w:val="0"/>
-          <w:color w:val="000000"/>
+          <w:color w:val="00703C"/>
           <w:sz w:val="22"/>
         </w:rPr>
         <w:t>qui fait l'objet du contrat (art. 6222-7-1 C. trav.). Il est conclu pour une durée au moins égale à celle du cycle de</w:t>
@@ -304,7 +304,7 @@
       <w:r>
         <w:rPr>
           <w:b w:val="0"/>
-          <w:color w:val="000000"/>
+          <w:color w:val="C00000"/>
           <w:sz w:val="22"/>
         </w:rPr>
         <w:t>formation accompagnant le contrat, sans pouvoir être inférieur à six mois ni supérieur à 3 ans sauf cas particuliers.</w:t>
@@ -354,7 +354,7 @@
       <w:r>
         <w:rPr>
           <w:b w:val="0"/>
-          <w:color w:val="000000"/>
+          <w:color w:val="BF5700"/>
           <w:sz w:val="22"/>
         </w:rPr>
         <w:t>Obligations des parties. L'employeur s'engage particulièrement :</w:t>
@@ -472,7 +472,7 @@
       <w:r>
         <w:rPr>
           <w:b w:val="0"/>
-          <w:color w:val="000000"/>
+          <w:color w:val="C00000"/>
           <w:sz w:val="22"/>
         </w:rPr>
         <w:t>étendue (durée du travail, heures supplémentaires, congésé) à l'exception de la rémunération.</w:t>
@@ -577,7 +577,7 @@
       <w:r>
         <w:rPr>
           <w:b w:val="0"/>
-          <w:color w:val="000000"/>
+          <w:color w:val="BF5700"/>
           <w:sz w:val="22"/>
         </w:rPr>
         <w:t>en cas de faute grave du salarié ou de manquements réputés de l'une des parties à ses obligations ;</w:t>
@@ -629,7 +629,7 @@
       <w:r>
         <w:rPr>
           <w:b w:val="0"/>
-          <w:color w:val="000000"/>
+          <w:color w:val="BF5700"/>
           <w:sz w:val="22"/>
         </w:rPr>
         <w:t>en cas d'obtention du diplôme prépare sous condition de respecter une procédure spécifique (délai de</w:t>
@@ -649,7 +649,7 @@
       <w:r>
         <w:rPr>
           <w:b w:val="0"/>
-          <w:color w:val="000000"/>
+          <w:color w:val="BF5700"/>
           <w:sz w:val="22"/>
         </w:rPr>
         <w:t>En cas de rupture anticipée, le centre de formation doit prendre les dispositions nécessaires pour permettre à l'apprenti</w:t>
@@ -716,11 +716,14 @@
       </w:r>
     </w:p>
     <w:p>
+      <w:pPr>
+        <w:pStyle w:val="Heading2"/>
+      </w:pPr>
       <w:r>
         <w:rPr>
-          <w:b w:val="0"/>
-          <w:color w:val="000000"/>
-          <w:sz w:val="22"/>
+          <w:b/>
+          <w:color w:val="2F5496"/>
+          <w:sz w:val="24"/>
         </w:rPr>
         <w:t>DCGUE3F.qxp_DCGUE3F 24/07/2025 10:26 Page 28</w:t>
       </w:r>
@@ -735,7 +738,7 @@
           <w:color w:val="2F5496"/>
           <w:sz w:val="24"/>
         </w:rPr>
-        <w:t>LE CONTRAT DE PROFESSIONNALISATION B •</w:t>
+        <w:t>B • LE CONTRAT DE PROFESSIONNALISATION</w:t>
       </w:r>
     </w:p>
     <w:p>
@@ -745,7 +748,7 @@
       <w:r>
         <w:rPr>
           <w:b/>
-          <w:color w:val="7030A0"/>
+          <w:color w:val="BF5700"/>
           <w:sz w:val="24"/>
         </w:rPr>
         <w:t>LES CONDITIONS DE FORMATION DU CONTRAT</w:t>
@@ -755,7 +758,7 @@
       <w:r>
         <w:rPr>
           <w:b w:val="0"/>
-          <w:color w:val="7030A0"/>
+          <w:color w:val="BF5700"/>
           <w:sz w:val="22"/>
         </w:rPr>
         <w:t>?</w:t>
@@ -765,7 +768,7 @@
       <w:r>
         <w:rPr>
           <w:b w:val="0"/>
-          <w:color w:val="7030A0"/>
+          <w:color w:val="BF5700"/>
           <w:sz w:val="22"/>
         </w:rPr>
         <w:t>Les conditions relatives à l'entreprise. Sont admis à conclure un contrat de professionnalisation tous les employeurs</w:t>
@@ -775,7 +778,7 @@
       <w:r>
         <w:rPr>
           <w:b w:val="0"/>
-          <w:color w:val="7030A0"/>
+          <w:color w:val="BF5700"/>
           <w:sz w:val="22"/>
         </w:rPr>
         <w:t>qui concourent au financement de la formation professionnelle, quelles que soient l'activité exercée ou la forme</w:t>
@@ -785,7 +788,7 @@
       <w:r>
         <w:rPr>
           <w:b w:val="0"/>
-          <w:color w:val="7030A0"/>
+          <w:color w:val="BF5700"/>
           <w:sz w:val="22"/>
         </w:rPr>
         <w:t>juridique adoptée</w:t>
@@ -795,7 +798,7 @@
       <w:r>
         <w:rPr>
           <w:b w:val="0"/>
-          <w:color w:val="7030A0"/>
+          <w:color w:val="BF5700"/>
           <w:sz w:val="22"/>
         </w:rPr>
         <w:t>Conditions relatives au demandeur. Les bénéficiaires sont les jeunes âgés de 16 à 25 ans révolus ainsi que les</w:t>
@@ -805,7 +808,7 @@
       <w:r>
         <w:rPr>
           <w:b w:val="0"/>
-          <w:color w:val="7030A0"/>
+          <w:color w:val="BF5700"/>
           <w:sz w:val="22"/>
         </w:rPr>
         <w:t>demandeurs d'emploi âgés de 26 ans et plus.</w:t>
@@ -828,7 +831,7 @@
       <w:r>
         <w:rPr>
           <w:b w:val="0"/>
-          <w:color w:val="000000"/>
+          <w:color w:val="BF5700"/>
           <w:sz w:val="22"/>
         </w:rPr>
         <w:t>Durée. Obligatoirement écrit le contrat de professionnalisation peut être conclu à durée indéterminée ou à durée</w:t>
@@ -908,7 +911,7 @@
       <w:r>
         <w:rPr>
           <w:b w:val="0"/>
-          <w:color w:val="000000"/>
+          <w:color w:val="00703C"/>
           <w:sz w:val="22"/>
         </w:rPr>
         <w:t>être inférieure à 150 heures dans le cas d'un CDD ou de l'action de professionnalisation s'il s'agit d'un contrat à durée</w:t>
@@ -934,7 +937,7 @@
           <w:color w:val="2F5496"/>
           <w:sz w:val="24"/>
         </w:rPr>
-        <w:t>LES CONTRATS D'INSERTION II •</w:t>
+        <w:t>II • LES CONTRATS D'INSERTION</w:t>
       </w:r>
     </w:p>
     <w:p>
@@ -961,7 +964,7 @@
       <w:r>
         <w:rPr>
           <w:b w:val="0"/>
-          <w:color w:val="000000"/>
+          <w:color w:val="00703C"/>
           <w:sz w:val="22"/>
         </w:rPr>
         <w:t>janvier 2010. Il a pour objet de faciliter l'insertion</w:t>
@@ -1007,7 +1010,7 @@
           <w:color w:val="2F5496"/>
           <w:sz w:val="24"/>
         </w:rPr>
-        <w:t>LE CONTRAT DU SECTEUR MARCHAND : LE CUI-CIE A •</w:t>
+        <w:t>A • LE CONTRAT DU SECTEUR MARCHAND : LE CUI-CIE</w:t>
       </w:r>
     </w:p>
     <w:p>
@@ -1119,7 +1122,7 @@
           <w:color w:val="2F5496"/>
           <w:sz w:val="24"/>
         </w:rPr>
-        <w:t>LES CONTRATS DU SECTEUR NON MARCHAND B •</w:t>
+        <w:t>B • LES CONTRATS DU SECTEUR NON MARCHAND</w:t>
       </w:r>
     </w:p>
     <w:p>
@@ -1169,7 +1172,7 @@
       <w:r>
         <w:rPr>
           <w:b w:val="0"/>
-          <w:color w:val="000000"/>
+          <w:color w:val="00703C"/>
           <w:sz w:val="22"/>
         </w:rPr>
         <w:t>Le CUI-PEC a pour objet de faciliter l'insertion professionnelle des personnes sans emploi rencontrant des difficultés</w:t>
@@ -1189,7 +1192,7 @@
       <w:r>
         <w:rPr>
           <w:b w:val="0"/>
-          <w:color w:val="000000"/>
+          <w:color w:val="BF5700"/>
           <w:sz w:val="22"/>
         </w:rPr>
         <w:t>déterminée ou indéterminée, il est nécessairement conclu avec un employeur du secteur non marchand (collectivités</w:t>
